--- a/Task2/Task2_AI_Log.docx
+++ b/Task2/Task2_AI_Log.docx
@@ -241,6 +241,9 @@
               <w:pStyle w:val="Text"/>
             </w:pPr>
             <w:r>
+              <w:rPr>
+                <w:noProof/>
+              </w:rPr>
               <w:drawing>
                 <wp:inline distT="0" distB="0" distL="0" distR="0" wp14:anchorId="4BF5FD01" wp14:editId="36F7F2B9">
                   <wp:extent cx="2238375" cy="661670"/>
@@ -1311,6 +1314,628 @@
             <w:pPr>
               <w:pStyle w:val="Text"/>
             </w:pPr>
+            <w:r>
+              <w:lastRenderedPageBreak/>
+              <w:t xml:space="preserve">When I pressed “add to basket” it sent me to an error 401 page </w:t>
+            </w:r>
+          </w:p>
+        </w:tc>
+        <w:tc>
+          <w:tcPr>
+            <w:tcW w:w="3741" w:type="dxa"/>
+          </w:tcPr>
+          <w:p>
+            <w:pPr>
+              <w:pStyle w:val="Text"/>
+            </w:pPr>
+            <w:r>
+              <w:t>“When I press add to basket, it gives me an error 401 page”</w:t>
+            </w:r>
+          </w:p>
+        </w:tc>
+        <w:tc>
+          <w:tcPr>
+            <w:tcW w:w="3640" w:type="dxa"/>
+          </w:tcPr>
+          <w:p>
+            <w:pPr>
+              <w:spacing w:before="100" w:beforeAutospacing="1" w:after="100" w:afterAutospacing="1"/>
+              <w:rPr>
+                <w:rFonts w:ascii="Times New Roman" w:eastAsia="Times New Roman" w:hAnsi="Times New Roman"/>
+              </w:rPr>
+            </w:pPr>
+            <w:r>
+              <w:rPr>
+                <w:rFonts w:ascii="Times New Roman" w:eastAsia="Times New Roman" w:hAnsi="Times New Roman"/>
+              </w:rPr>
+              <w:t xml:space="preserve">The </w:t>
+            </w:r>
+            <w:r>
+              <w:rPr>
+                <w:rFonts w:ascii="Times New Roman" w:eastAsia="Times New Roman" w:hAnsi="Times New Roman"/>
+                <w:b/>
+                <w:bCs/>
+              </w:rPr>
+              <w:t>401 error means you're not logged in</w:t>
+            </w:r>
+            <w:r>
+              <w:rPr>
+                <w:rFonts w:ascii="Times New Roman" w:eastAsia="Times New Roman" w:hAnsi="Times New Roman"/>
+              </w:rPr>
+              <w:t xml:space="preserve"> when pressing Add to Basket. Your </w:t>
+            </w:r>
+            <w:r>
+              <w:rPr>
+                <w:rFonts w:ascii="Courier New" w:eastAsia="Times New Roman" w:hAnsi="Courier New" w:cs="Courier New"/>
+                <w:sz w:val="20"/>
+                <w:szCs w:val="20"/>
+              </w:rPr>
+              <w:t>Create</w:t>
+            </w:r>
+            <w:r>
+              <w:rPr>
+                <w:rFonts w:ascii="Times New Roman" w:eastAsia="Times New Roman" w:hAnsi="Times New Roman"/>
+              </w:rPr>
+              <w:t xml:space="preserve"> method returns </w:t>
+            </w:r>
+            <w:proofErr w:type="gramStart"/>
+            <w:r>
+              <w:rPr>
+                <w:rFonts w:ascii="Courier New" w:eastAsia="Times New Roman" w:hAnsi="Courier New" w:cs="Courier New"/>
+                <w:sz w:val="20"/>
+                <w:szCs w:val="20"/>
+              </w:rPr>
+              <w:t>Unauthorized(</w:t>
+            </w:r>
+            <w:proofErr w:type="gramEnd"/>
+            <w:r>
+              <w:rPr>
+                <w:rFonts w:ascii="Courier New" w:eastAsia="Times New Roman" w:hAnsi="Courier New" w:cs="Courier New"/>
+                <w:sz w:val="20"/>
+                <w:szCs w:val="20"/>
+              </w:rPr>
+              <w:t>)</w:t>
+            </w:r>
+            <w:r>
+              <w:rPr>
+                <w:rFonts w:ascii="Times New Roman" w:eastAsia="Times New Roman" w:hAnsi="Times New Roman"/>
+              </w:rPr>
+              <w:t xml:space="preserve"> when </w:t>
+            </w:r>
+            <w:proofErr w:type="spellStart"/>
+            <w:r>
+              <w:rPr>
+                <w:rFonts w:ascii="Courier New" w:eastAsia="Times New Roman" w:hAnsi="Courier New" w:cs="Courier New"/>
+                <w:sz w:val="20"/>
+                <w:szCs w:val="20"/>
+              </w:rPr>
+              <w:t>userId</w:t>
+            </w:r>
+            <w:proofErr w:type="spellEnd"/>
+            <w:r>
+              <w:rPr>
+                <w:rFonts w:ascii="Courier New" w:eastAsia="Times New Roman" w:hAnsi="Courier New" w:cs="Courier New"/>
+                <w:sz w:val="20"/>
+                <w:szCs w:val="20"/>
+              </w:rPr>
+              <w:t xml:space="preserve"> == null</w:t>
+            </w:r>
+            <w:r>
+              <w:rPr>
+                <w:rFonts w:ascii="Times New Roman" w:eastAsia="Times New Roman" w:hAnsi="Times New Roman"/>
+              </w:rPr>
+              <w:t>, which happens when no one is logged in.</w:t>
+            </w:r>
+          </w:p>
+          <w:p>
+            <w:pPr>
+              <w:spacing w:before="100" w:beforeAutospacing="1" w:after="100" w:afterAutospacing="1"/>
+              <w:rPr>
+                <w:rFonts w:ascii="Times New Roman" w:eastAsia="Times New Roman" w:hAnsi="Times New Roman"/>
+              </w:rPr>
+            </w:pPr>
+            <w:r>
+              <w:rPr>
+                <w:rFonts w:ascii="Times New Roman" w:eastAsia="Times New Roman" w:hAnsi="Times New Roman"/>
+              </w:rPr>
+              <w:t xml:space="preserve">You need to add </w:t>
+            </w:r>
+            <w:r>
+              <w:rPr>
+                <w:rFonts w:ascii="Courier New" w:eastAsia="Times New Roman" w:hAnsi="Courier New" w:cs="Courier New"/>
+                <w:sz w:val="20"/>
+                <w:szCs w:val="20"/>
+              </w:rPr>
+              <w:t>[Authorize]</w:t>
+            </w:r>
+            <w:r>
+              <w:rPr>
+                <w:rFonts w:ascii="Times New Roman" w:eastAsia="Times New Roman" w:hAnsi="Times New Roman"/>
+              </w:rPr>
+              <w:t xml:space="preserve"> above your POST Create method so it redirects to the login page instead of showing a 401 error:</w:t>
+            </w:r>
+          </w:p>
+          <w:p>
+            <w:pPr>
+              <w:pStyle w:val="Text"/>
+            </w:pPr>
+          </w:p>
+        </w:tc>
+        <w:tc>
+          <w:tcPr>
+            <w:tcW w:w="3640" w:type="dxa"/>
+          </w:tcPr>
+          <w:p>
+            <w:pPr>
+              <w:pStyle w:val="Text"/>
+            </w:pPr>
+            <w:r>
+              <w:rPr>
+                <w:rStyle w:val="token"/>
+                <w:color w:val="2B303B"/>
+              </w:rPr>
+              <w:t>[</w:t>
+            </w:r>
+            <w:proofErr w:type="spellStart"/>
+            <w:r>
+              <w:rPr>
+                <w:rStyle w:val="token"/>
+                <w:color w:val="B34A00"/>
+              </w:rPr>
+              <w:t>HttpPost</w:t>
+            </w:r>
+            <w:proofErr w:type="spellEnd"/>
+            <w:r>
+              <w:rPr>
+                <w:rStyle w:val="token"/>
+                <w:color w:val="2B303B"/>
+              </w:rPr>
+              <w:t>]</w:t>
+            </w:r>
+            <w:r>
+              <w:t xml:space="preserve"> </w:t>
+            </w:r>
+            <w:r>
+              <w:rPr>
+                <w:rStyle w:val="token"/>
+                <w:color w:val="2B303B"/>
+              </w:rPr>
+              <w:t>[</w:t>
+            </w:r>
+            <w:r>
+              <w:rPr>
+                <w:rStyle w:val="token"/>
+                <w:color w:val="B34A00"/>
+              </w:rPr>
+              <w:t>Authorize</w:t>
+            </w:r>
+            <w:r>
+              <w:rPr>
+                <w:rStyle w:val="token"/>
+                <w:color w:val="2B303B"/>
+              </w:rPr>
+              <w:t>]</w:t>
+            </w:r>
+            <w:r>
+              <w:t xml:space="preserve"> </w:t>
+            </w:r>
+            <w:r>
+              <w:rPr>
+                <w:rStyle w:val="token"/>
+                <w:color w:val="6E7687"/>
+              </w:rPr>
+              <w:t>// Add this - redirects to login if not logged in</w:t>
+            </w:r>
+            <w:r>
+              <w:t xml:space="preserve"> </w:t>
+            </w:r>
+            <w:r>
+              <w:rPr>
+                <w:rStyle w:val="token"/>
+                <w:color w:val="2B303B"/>
+              </w:rPr>
+              <w:t>[</w:t>
+            </w:r>
+            <w:proofErr w:type="spellStart"/>
+            <w:r>
+              <w:t>ValidateAntiForgeryToken</w:t>
+            </w:r>
+            <w:proofErr w:type="spellEnd"/>
+            <w:r>
+              <w:rPr>
+                <w:rStyle w:val="token"/>
+                <w:color w:val="2B303B"/>
+              </w:rPr>
+              <w:t>]</w:t>
+            </w:r>
+            <w:r>
+              <w:t xml:space="preserve"> </w:t>
+            </w:r>
+            <w:r>
+              <w:rPr>
+                <w:rStyle w:val="token"/>
+                <w:color w:val="8100C2"/>
+              </w:rPr>
+              <w:t>public</w:t>
+            </w:r>
+            <w:r>
+              <w:t xml:space="preserve"> </w:t>
+            </w:r>
+            <w:r>
+              <w:rPr>
+                <w:rStyle w:val="token"/>
+                <w:color w:val="8100C2"/>
+              </w:rPr>
+              <w:t>async</w:t>
+            </w:r>
+            <w:r>
+              <w:t xml:space="preserve"> </w:t>
+            </w:r>
+            <w:r>
+              <w:rPr>
+                <w:rStyle w:val="token"/>
+                <w:color w:val="B34A00"/>
+              </w:rPr>
+              <w:t>Task</w:t>
+            </w:r>
+            <w:r>
+              <w:rPr>
+                <w:rStyle w:val="token"/>
+                <w:color w:val="2B303B"/>
+              </w:rPr>
+              <w:t>&lt;</w:t>
+            </w:r>
+            <w:proofErr w:type="spellStart"/>
+            <w:r>
+              <w:rPr>
+                <w:rStyle w:val="token"/>
+                <w:color w:val="B34A00"/>
+              </w:rPr>
+              <w:t>IActionResult</w:t>
+            </w:r>
+            <w:proofErr w:type="spellEnd"/>
+            <w:r>
+              <w:rPr>
+                <w:rStyle w:val="token"/>
+                <w:color w:val="2B303B"/>
+              </w:rPr>
+              <w:t>&gt;</w:t>
+            </w:r>
+            <w:r>
+              <w:t xml:space="preserve"> </w:t>
+            </w:r>
+            <w:proofErr w:type="gramStart"/>
+            <w:r>
+              <w:rPr>
+                <w:rStyle w:val="token"/>
+                <w:color w:val="0051C2"/>
+              </w:rPr>
+              <w:t>Create</w:t>
+            </w:r>
+            <w:r>
+              <w:rPr>
+                <w:rStyle w:val="token"/>
+                <w:color w:val="2B303B"/>
+              </w:rPr>
+              <w:t>(</w:t>
+            </w:r>
+            <w:proofErr w:type="gramEnd"/>
+            <w:r>
+              <w:rPr>
+                <w:rStyle w:val="token"/>
+                <w:color w:val="8100C2"/>
+              </w:rPr>
+              <w:t>int</w:t>
+            </w:r>
+            <w:r>
+              <w:t xml:space="preserve"> </w:t>
+            </w:r>
+            <w:proofErr w:type="spellStart"/>
+            <w:r>
+              <w:t>ProductsId</w:t>
+            </w:r>
+            <w:proofErr w:type="spellEnd"/>
+            <w:r>
+              <w:rPr>
+                <w:rStyle w:val="token"/>
+                <w:color w:val="2B303B"/>
+              </w:rPr>
+              <w:t>)</w:t>
+            </w:r>
+            <w:r>
+              <w:t xml:space="preserve"> </w:t>
+            </w:r>
+            <w:r>
+              <w:rPr>
+                <w:rStyle w:val="token"/>
+                <w:color w:val="2B303B"/>
+              </w:rPr>
+              <w:t>{</w:t>
+            </w:r>
+            <w:r>
+              <w:t xml:space="preserve"> </w:t>
+            </w:r>
+            <w:r>
+              <w:rPr>
+                <w:rStyle w:val="token"/>
+                <w:color w:val="6E7687"/>
+              </w:rPr>
+              <w:t>// rest of your code...</w:t>
+            </w:r>
+            <w:r>
+              <w:t xml:space="preserve"> </w:t>
+            </w:r>
+            <w:r>
+              <w:rPr>
+                <w:rStyle w:val="token"/>
+                <w:color w:val="2B303B"/>
+              </w:rPr>
+              <w:t>}</w:t>
+            </w:r>
+          </w:p>
+        </w:tc>
+      </w:tr>
+      <w:tr>
+        <w:tc>
+          <w:tcPr>
+            <w:tcW w:w="3539" w:type="dxa"/>
+          </w:tcPr>
+          <w:p>
+            <w:pPr>
+              <w:pStyle w:val="Text"/>
+            </w:pPr>
+          </w:p>
+        </w:tc>
+        <w:tc>
+          <w:tcPr>
+            <w:tcW w:w="3741" w:type="dxa"/>
+          </w:tcPr>
+          <w:p>
+            <w:pPr>
+              <w:pStyle w:val="Text"/>
+            </w:pPr>
+          </w:p>
+        </w:tc>
+        <w:tc>
+          <w:tcPr>
+            <w:tcW w:w="3640" w:type="dxa"/>
+          </w:tcPr>
+          <w:p>
+            <w:pPr>
+              <w:pStyle w:val="Text"/>
+            </w:pPr>
+          </w:p>
+        </w:tc>
+        <w:tc>
+          <w:tcPr>
+            <w:tcW w:w="3640" w:type="dxa"/>
+          </w:tcPr>
+          <w:p>
+            <w:pPr>
+              <w:pStyle w:val="Text"/>
+            </w:pPr>
+          </w:p>
+        </w:tc>
+      </w:tr>
+      <w:tr>
+        <w:tc>
+          <w:tcPr>
+            <w:tcW w:w="3539" w:type="dxa"/>
+          </w:tcPr>
+          <w:p>
+            <w:pPr>
+              <w:pStyle w:val="Text"/>
+            </w:pPr>
+          </w:p>
+        </w:tc>
+        <w:tc>
+          <w:tcPr>
+            <w:tcW w:w="3741" w:type="dxa"/>
+          </w:tcPr>
+          <w:p>
+            <w:pPr>
+              <w:pStyle w:val="Text"/>
+            </w:pPr>
+          </w:p>
+        </w:tc>
+        <w:tc>
+          <w:tcPr>
+            <w:tcW w:w="3640" w:type="dxa"/>
+          </w:tcPr>
+          <w:p>
+            <w:pPr>
+              <w:pStyle w:val="Text"/>
+            </w:pPr>
+          </w:p>
+        </w:tc>
+        <w:tc>
+          <w:tcPr>
+            <w:tcW w:w="3640" w:type="dxa"/>
+          </w:tcPr>
+          <w:p>
+            <w:pPr>
+              <w:pStyle w:val="Text"/>
+            </w:pPr>
+          </w:p>
+        </w:tc>
+      </w:tr>
+      <w:tr>
+        <w:tc>
+          <w:tcPr>
+            <w:tcW w:w="3539" w:type="dxa"/>
+          </w:tcPr>
+          <w:p>
+            <w:pPr>
+              <w:pStyle w:val="Text"/>
+            </w:pPr>
+          </w:p>
+        </w:tc>
+        <w:tc>
+          <w:tcPr>
+            <w:tcW w:w="3741" w:type="dxa"/>
+          </w:tcPr>
+          <w:p>
+            <w:pPr>
+              <w:pStyle w:val="Text"/>
+            </w:pPr>
+          </w:p>
+        </w:tc>
+        <w:tc>
+          <w:tcPr>
+            <w:tcW w:w="3640" w:type="dxa"/>
+          </w:tcPr>
+          <w:p>
+            <w:pPr>
+              <w:pStyle w:val="Text"/>
+            </w:pPr>
+          </w:p>
+        </w:tc>
+        <w:tc>
+          <w:tcPr>
+            <w:tcW w:w="3640" w:type="dxa"/>
+          </w:tcPr>
+          <w:p>
+            <w:pPr>
+              <w:pStyle w:val="Text"/>
+            </w:pPr>
+          </w:p>
+        </w:tc>
+      </w:tr>
+      <w:tr>
+        <w:tc>
+          <w:tcPr>
+            <w:tcW w:w="3539" w:type="dxa"/>
+          </w:tcPr>
+          <w:p>
+            <w:pPr>
+              <w:pStyle w:val="Text"/>
+            </w:pPr>
+          </w:p>
+        </w:tc>
+        <w:tc>
+          <w:tcPr>
+            <w:tcW w:w="3741" w:type="dxa"/>
+          </w:tcPr>
+          <w:p>
+            <w:pPr>
+              <w:pStyle w:val="Text"/>
+            </w:pPr>
+          </w:p>
+        </w:tc>
+        <w:tc>
+          <w:tcPr>
+            <w:tcW w:w="3640" w:type="dxa"/>
+          </w:tcPr>
+          <w:p>
+            <w:pPr>
+              <w:pStyle w:val="Text"/>
+            </w:pPr>
+          </w:p>
+        </w:tc>
+        <w:tc>
+          <w:tcPr>
+            <w:tcW w:w="3640" w:type="dxa"/>
+          </w:tcPr>
+          <w:p>
+            <w:pPr>
+              <w:pStyle w:val="Text"/>
+            </w:pPr>
+          </w:p>
+        </w:tc>
+      </w:tr>
+      <w:tr>
+        <w:tc>
+          <w:tcPr>
+            <w:tcW w:w="3539" w:type="dxa"/>
+          </w:tcPr>
+          <w:p>
+            <w:pPr>
+              <w:pStyle w:val="Text"/>
+            </w:pPr>
+          </w:p>
+        </w:tc>
+        <w:tc>
+          <w:tcPr>
+            <w:tcW w:w="3741" w:type="dxa"/>
+          </w:tcPr>
+          <w:p>
+            <w:pPr>
+              <w:pStyle w:val="Text"/>
+            </w:pPr>
+          </w:p>
+        </w:tc>
+        <w:tc>
+          <w:tcPr>
+            <w:tcW w:w="3640" w:type="dxa"/>
+          </w:tcPr>
+          <w:p>
+            <w:pPr>
+              <w:pStyle w:val="Text"/>
+            </w:pPr>
+          </w:p>
+        </w:tc>
+        <w:tc>
+          <w:tcPr>
+            <w:tcW w:w="3640" w:type="dxa"/>
+          </w:tcPr>
+          <w:p>
+            <w:pPr>
+              <w:pStyle w:val="Text"/>
+            </w:pPr>
+          </w:p>
+        </w:tc>
+      </w:tr>
+      <w:tr>
+        <w:tc>
+          <w:tcPr>
+            <w:tcW w:w="3539" w:type="dxa"/>
+          </w:tcPr>
+          <w:p>
+            <w:pPr>
+              <w:pStyle w:val="Text"/>
+            </w:pPr>
+          </w:p>
+        </w:tc>
+        <w:tc>
+          <w:tcPr>
+            <w:tcW w:w="3741" w:type="dxa"/>
+          </w:tcPr>
+          <w:p>
+            <w:pPr>
+              <w:pStyle w:val="Text"/>
+            </w:pPr>
+          </w:p>
+        </w:tc>
+        <w:tc>
+          <w:tcPr>
+            <w:tcW w:w="3640" w:type="dxa"/>
+          </w:tcPr>
+          <w:p>
+            <w:pPr>
+              <w:pStyle w:val="Text"/>
+            </w:pPr>
+          </w:p>
+        </w:tc>
+        <w:tc>
+          <w:tcPr>
+            <w:tcW w:w="3640" w:type="dxa"/>
+          </w:tcPr>
+          <w:p>
+            <w:pPr>
+              <w:pStyle w:val="Text"/>
+            </w:pPr>
+          </w:p>
+        </w:tc>
+      </w:tr>
+      <w:tr>
+        <w:tc>
+          <w:tcPr>
+            <w:tcW w:w="3539" w:type="dxa"/>
+          </w:tcPr>
+          <w:p>
+            <w:pPr>
+              <w:pStyle w:val="Text"/>
+            </w:pPr>
           </w:p>
         </w:tc>
         <w:tc>
@@ -1440,6 +2065,7 @@
         <w:rPr>
           <w:color w:val="FF0000"/>
         </w:rPr>
+        <w:lastRenderedPageBreak/>
         <w:t>[Add additional rows as needed then delete this instruction]</w:t>
       </w:r>
       <w:r>
@@ -3125,6 +3751,11 @@
       <w:szCs w:val="20"/>
     </w:rPr>
   </w:style>
+  <w:style w:type="character" w:customStyle="1" w:styleId="token">
+    <w:name w:val="token"/>
+    <w:basedOn w:val="DefaultParagraphFont"/>
+    <w:rsid w:val="002E21C9"/>
+  </w:style>
 </w:styles>
 </file>
 
@@ -3424,6 +4055,28 @@
 </file>
 
 <file path=customXml/item1.xml><?xml version="1.0" encoding="utf-8"?>
+<p:properties xmlns:p="http://schemas.microsoft.com/office/2006/metadata/properties" xmlns:xsi="http://www.w3.org/2001/XMLSchema-instance" xmlns:pc="http://schemas.microsoft.com/office/infopath/2007/PartnerControls">
+  <documentManagement>
+    <lcf76f155ced4ddcb4097134ff3c332f xmlns="03002ca9-34ad-434c-ac87-26756c0cdd06">
+      <Terms xmlns="http://schemas.microsoft.com/office/infopath/2007/PartnerControls"/>
+    </lcf76f155ced4ddcb4097134ff3c332f>
+    <TaxCatchAll xmlns="477676f7-3aaa-488c-8018-0d93153801a5" xsi:nil="true"/>
+    <_ip_UnifiedCompliancePolicyUIAction xmlns="http://schemas.microsoft.com/sharepoint/v3" xsi:nil="true"/>
+    <_ip_UnifiedCompliancePolicyProperties xmlns="http://schemas.microsoft.com/sharepoint/v3" xsi:nil="true"/>
+  </documentManagement>
+</p:properties>
+</file>
+
+<file path=customXml/item2.xml><?xml version="1.0" encoding="utf-8"?>
+<?mso-contentType ?>
+<FormTemplates xmlns="http://schemas.microsoft.com/sharepoint/v3/contenttype/forms">
+  <Display>DocumentLibraryForm</Display>
+  <Edit>DocumentLibraryForm</Edit>
+  <New>DocumentLibraryForm</New>
+</FormTemplates>
+</file>
+
+<file path=customXml/item3.xml><?xml version="1.0" encoding="utf-8"?>
 <ct:contentTypeSchema xmlns:ct="http://schemas.microsoft.com/office/2006/metadata/contentType" xmlns:ma="http://schemas.microsoft.com/office/2006/metadata/properties/metaAttributes" ct:_="" ma:_="" ma:contentTypeName="Document" ma:contentTypeID="0x010100074694C6FDE3F8428E531DB9CF9F3F5F" ma:contentTypeVersion="21" ma:contentTypeDescription="Create a new document." ma:contentTypeScope="" ma:versionID="0f5042e39754e3a4fc46a21ac827c658">
   <xsd:schema xmlns:xsd="http://www.w3.org/2001/XMLSchema" xmlns:xs="http://www.w3.org/2001/XMLSchema" xmlns:p="http://schemas.microsoft.com/office/2006/metadata/properties" xmlns:ns1="http://schemas.microsoft.com/sharepoint/v3" xmlns:ns2="03002ca9-34ad-434c-ac87-26756c0cdd06" xmlns:ns3="477676f7-3aaa-488c-8018-0d93153801a5" targetNamespace="http://schemas.microsoft.com/office/2006/metadata/properties" ma:root="true" ma:fieldsID="3e9ad5d561d7a2e14aa6518fd24ad718" ns1:_="" ns2:_="" ns3:_="">
     <xsd:import namespace="http://schemas.microsoft.com/sharepoint/v3"/>
@@ -3701,29 +4354,27 @@
 </ct:contentTypeSchema>
 </file>
 
-<file path=customXml/item2.xml><?xml version="1.0" encoding="utf-8"?>
-<?mso-contentType ?>
-<FormTemplates xmlns="http://schemas.microsoft.com/sharepoint/v3/contenttype/forms">
-  <Display>DocumentLibraryForm</Display>
-  <Edit>DocumentLibraryForm</Edit>
-  <New>DocumentLibraryForm</New>
-</FormTemplates>
+<file path=customXml/itemProps1.xml><?xml version="1.0" encoding="utf-8"?>
+<ds:datastoreItem xmlns:ds="http://schemas.openxmlformats.org/officeDocument/2006/customXml" ds:itemID="{8FA2BB78-7E7F-47E4-98EE-7B83F5E70C59}">
+  <ds:schemaRefs>
+    <ds:schemaRef ds:uri="http://schemas.microsoft.com/office/2006/metadata/properties"/>
+    <ds:schemaRef ds:uri="http://schemas.microsoft.com/office/infopath/2007/PartnerControls"/>
+    <ds:schemaRef ds:uri="03002ca9-34ad-434c-ac87-26756c0cdd06"/>
+    <ds:schemaRef ds:uri="477676f7-3aaa-488c-8018-0d93153801a5"/>
+    <ds:schemaRef ds:uri="http://schemas.microsoft.com/sharepoint/v3"/>
+  </ds:schemaRefs>
+</ds:datastoreItem>
 </file>
 
-<file path=customXml/item3.xml><?xml version="1.0" encoding="utf-8"?>
-<p:properties xmlns:p="http://schemas.microsoft.com/office/2006/metadata/properties" xmlns:xsi="http://www.w3.org/2001/XMLSchema-instance" xmlns:pc="http://schemas.microsoft.com/office/infopath/2007/PartnerControls">
-  <documentManagement>
-    <lcf76f155ced4ddcb4097134ff3c332f xmlns="03002ca9-34ad-434c-ac87-26756c0cdd06">
-      <Terms xmlns="http://schemas.microsoft.com/office/infopath/2007/PartnerControls"/>
-    </lcf76f155ced4ddcb4097134ff3c332f>
-    <TaxCatchAll xmlns="477676f7-3aaa-488c-8018-0d93153801a5" xsi:nil="true"/>
-    <_ip_UnifiedCompliancePolicyUIAction xmlns="http://schemas.microsoft.com/sharepoint/v3" xsi:nil="true"/>
-    <_ip_UnifiedCompliancePolicyProperties xmlns="http://schemas.microsoft.com/sharepoint/v3" xsi:nil="true"/>
-  </documentManagement>
-</p:properties>
+<file path=customXml/itemProps2.xml><?xml version="1.0" encoding="utf-8"?>
+<ds:datastoreItem xmlns:ds="http://schemas.openxmlformats.org/officeDocument/2006/customXml" ds:itemID="{3090D552-63EF-48E3-A3C5-B15849294E8A}">
+  <ds:schemaRefs>
+    <ds:schemaRef ds:uri="http://schemas.microsoft.com/sharepoint/v3/contenttype/forms"/>
+  </ds:schemaRefs>
+</ds:datastoreItem>
 </file>
 
-<file path=customXml/itemProps1.xml><?xml version="1.0" encoding="utf-8"?>
+<file path=customXml/itemProps3.xml><?xml version="1.0" encoding="utf-8"?>
 <ds:datastoreItem xmlns:ds="http://schemas.openxmlformats.org/officeDocument/2006/customXml" ds:itemID="{B7EE0471-0FF6-4FEE-BA05-1B8E90F0A7F9}">
   <ds:schemaRefs>
     <ds:schemaRef ds:uri="http://schemas.microsoft.com/office/2006/metadata/contentType"/>
@@ -3743,26 +4394,6 @@
 </ds:datastoreItem>
 </file>
 
-<file path=customXml/itemProps2.xml><?xml version="1.0" encoding="utf-8"?>
-<ds:datastoreItem xmlns:ds="http://schemas.openxmlformats.org/officeDocument/2006/customXml" ds:itemID="{3090D552-63EF-48E3-A3C5-B15849294E8A}">
-  <ds:schemaRefs>
-    <ds:schemaRef ds:uri="http://schemas.microsoft.com/sharepoint/v3/contenttype/forms"/>
-  </ds:schemaRefs>
-</ds:datastoreItem>
-</file>
-
-<file path=customXml/itemProps3.xml><?xml version="1.0" encoding="utf-8"?>
-<ds:datastoreItem xmlns:ds="http://schemas.openxmlformats.org/officeDocument/2006/customXml" ds:itemID="{8FA2BB78-7E7F-47E4-98EE-7B83F5E70C59}">
-  <ds:schemaRefs>
-    <ds:schemaRef ds:uri="http://schemas.microsoft.com/office/2006/metadata/properties"/>
-    <ds:schemaRef ds:uri="http://schemas.microsoft.com/office/infopath/2007/PartnerControls"/>
-    <ds:schemaRef ds:uri="03002ca9-34ad-434c-ac87-26756c0cdd06"/>
-    <ds:schemaRef ds:uri="477676f7-3aaa-488c-8018-0d93153801a5"/>
-    <ds:schemaRef ds:uri="http://schemas.microsoft.com/sharepoint/v3"/>
-  </ds:schemaRefs>
-</ds:datastoreItem>
-</file>
-
 <file path=docMetadata/LabelInfo.xml><?xml version="1.0" encoding="utf-8"?>
 <clbl:labelList xmlns:clbl="http://schemas.microsoft.com/office/2020/mipLabelMetadata">
   <clbl:label id="{8cc434d7-97d0-47d3-b5c5-14fe0e33e34b}" enabled="0" method="" siteId="{8cc434d7-97d0-47d3-b5c5-14fe0e33e34b}" removed="1"/>

--- a/Task2/Task2_AI_Log.docx
+++ b/Task2/Task2_AI_Log.docx
@@ -1684,6 +1684,17 @@
             <w:pPr>
               <w:pStyle w:val="Text"/>
             </w:pPr>
+            <w:r>
+              <w:t>The name “</w:t>
+            </w:r>
+            <w:proofErr w:type="spellStart"/>
+            <w:r>
+              <w:t>basketId</w:t>
+            </w:r>
+            <w:proofErr w:type="spellEnd"/>
+            <w:r>
+              <w:t>” doesn’t exist</w:t>
+            </w:r>
           </w:p>
         </w:tc>
         <w:tc>
@@ -1694,6 +1705,69 @@
             <w:pPr>
               <w:pStyle w:val="Text"/>
             </w:pPr>
+            <w:r>
+              <w:t xml:space="preserve">“Why does this happen?” </w:t>
+            </w:r>
+          </w:p>
+          <w:p>
+            <w:pPr>
+              <w:pStyle w:val="Text"/>
+            </w:pPr>
+          </w:p>
+          <w:p>
+            <w:pPr>
+              <w:pStyle w:val="Text"/>
+            </w:pPr>
+          </w:p>
+          <w:p>
+            <w:pPr>
+              <w:pStyle w:val="Text"/>
+            </w:pPr>
+          </w:p>
+          <w:p>
+            <w:pPr>
+              <w:pStyle w:val="Text"/>
+            </w:pPr>
+            <w:r>
+              <w:drawing>
+                <wp:inline distT="0" distB="0" distL="0" distR="0" wp14:anchorId="0ABC2EB0" wp14:editId="7057BACD">
+                  <wp:extent cx="2190750" cy="890828"/>
+                  <wp:effectExtent l="0" t="0" r="0" b="5080"/>
+                  <wp:docPr id="51" name="Picture 51"/>
+                  <wp:cNvGraphicFramePr>
+                    <a:graphicFrameLocks xmlns:a="http://schemas.openxmlformats.org/drawingml/2006/main" noChangeAspect="1"/>
+                  </wp:cNvGraphicFramePr>
+                  <a:graphic xmlns:a="http://schemas.openxmlformats.org/drawingml/2006/main">
+                    <a:graphicData uri="http://schemas.openxmlformats.org/drawingml/2006/picture">
+                      <pic:pic xmlns:pic="http://schemas.openxmlformats.org/drawingml/2006/picture">
+                        <pic:nvPicPr>
+                          <pic:cNvPr id="1" name=""/>
+                          <pic:cNvPicPr/>
+                        </pic:nvPicPr>
+                        <pic:blipFill>
+                          <a:blip r:embed="rId11"/>
+                          <a:stretch>
+                            <a:fillRect/>
+                          </a:stretch>
+                        </pic:blipFill>
+                        <pic:spPr>
+                          <a:xfrm>
+                            <a:off x="0" y="0"/>
+                            <a:ext cx="2211290" cy="899180"/>
+                          </a:xfrm>
+                          <a:prstGeom prst="rect">
+                            <a:avLst/>
+                          </a:prstGeom>
+                        </pic:spPr>
+                      </pic:pic>
+                    </a:graphicData>
+                  </a:graphic>
+                </wp:inline>
+              </w:drawing>
+            </w:r>
+            <w:r>
+              <w:t>I also sent a copy of my orders controller</w:t>
+            </w:r>
           </w:p>
         </w:tc>
         <w:tc>
@@ -1702,6 +1776,104 @@
           </w:tcPr>
           <w:p>
             <w:pPr>
+              <w:spacing w:before="100" w:beforeAutospacing="1" w:after="100" w:afterAutospacing="1"/>
+              <w:rPr>
+                <w:rFonts w:ascii="Times New Roman" w:eastAsia="Times New Roman" w:hAnsi="Times New Roman"/>
+              </w:rPr>
+            </w:pPr>
+            <w:r>
+              <w:rPr>
+                <w:rFonts w:ascii="Times New Roman" w:eastAsia="Times New Roman" w:hAnsi="Times New Roman"/>
+              </w:rPr>
+              <w:t xml:space="preserve">The error is because </w:t>
+            </w:r>
+            <w:proofErr w:type="spellStart"/>
+            <w:r>
+              <w:rPr>
+                <w:rFonts w:ascii="Courier New" w:eastAsia="Times New Roman" w:hAnsi="Courier New" w:cs="Courier New"/>
+                <w:sz w:val="20"/>
+                <w:szCs w:val="20"/>
+              </w:rPr>
+              <w:t>basketId</w:t>
+            </w:r>
+            <w:proofErr w:type="spellEnd"/>
+            <w:r>
+              <w:rPr>
+                <w:rFonts w:ascii="Times New Roman" w:eastAsia="Times New Roman" w:hAnsi="Times New Roman"/>
+              </w:rPr>
+              <w:t xml:space="preserve"> doesn't exist as a variable in your view — it's stored in </w:t>
+            </w:r>
+            <w:proofErr w:type="spellStart"/>
+            <w:r>
+              <w:rPr>
+                <w:rFonts w:ascii="Courier New" w:eastAsia="Times New Roman" w:hAnsi="Courier New" w:cs="Courier New"/>
+                <w:sz w:val="20"/>
+                <w:szCs w:val="20"/>
+              </w:rPr>
+              <w:t>ViewBag.BasketId</w:t>
+            </w:r>
+            <w:proofErr w:type="spellEnd"/>
+            <w:r>
+              <w:rPr>
+                <w:rFonts w:ascii="Times New Roman" w:eastAsia="Times New Roman" w:hAnsi="Times New Roman"/>
+              </w:rPr>
+              <w:t>, not a local variable.</w:t>
+            </w:r>
+          </w:p>
+          <w:p>
+            <w:pPr>
+              <w:spacing w:before="100" w:beforeAutospacing="1" w:after="100" w:afterAutospacing="1"/>
+              <w:rPr>
+                <w:rFonts w:ascii="Times New Roman" w:eastAsia="Times New Roman" w:hAnsi="Times New Roman"/>
+              </w:rPr>
+            </w:pPr>
+            <w:r>
+              <w:rPr>
+                <w:rFonts w:ascii="Times New Roman" w:eastAsia="Times New Roman" w:hAnsi="Times New Roman"/>
+                <w:b/>
+                <w:bCs/>
+              </w:rPr>
+              <w:t xml:space="preserve">Fix — change </w:t>
+            </w:r>
+            <w:r>
+              <w:rPr>
+                <w:rFonts w:ascii="Courier New" w:eastAsia="Times New Roman" w:hAnsi="Courier New" w:cs="Courier New"/>
+                <w:b/>
+                <w:bCs/>
+                <w:sz w:val="20"/>
+                <w:szCs w:val="20"/>
+              </w:rPr>
+              <w:t>@basketId</w:t>
+            </w:r>
+            <w:r>
+              <w:rPr>
+                <w:rFonts w:ascii="Times New Roman" w:eastAsia="Times New Roman" w:hAnsi="Times New Roman"/>
+                <w:b/>
+                <w:bCs/>
+              </w:rPr>
+              <w:t xml:space="preserve"> to </w:t>
+            </w:r>
+            <w:r>
+              <w:rPr>
+                <w:rFonts w:ascii="Courier New" w:eastAsia="Times New Roman" w:hAnsi="Courier New" w:cs="Courier New"/>
+                <w:b/>
+                <w:bCs/>
+                <w:sz w:val="20"/>
+                <w:szCs w:val="20"/>
+              </w:rPr>
+              <w:t>@ViewBag.BasketId</w:t>
+            </w:r>
+            <w:r>
+              <w:rPr>
+                <w:rFonts w:ascii="Times New Roman" w:eastAsia="Times New Roman" w:hAnsi="Times New Roman"/>
+                <w:b/>
+                <w:bCs/>
+              </w:rPr>
+              <w:t>:</w:t>
+            </w:r>
+          </w:p>
+          <w:p>
+            <w:pPr>
               <w:pStyle w:val="Text"/>
             </w:pPr>
           </w:p>
@@ -1714,6 +1886,89 @@
             <w:pPr>
               <w:pStyle w:val="Text"/>
             </w:pPr>
+            <w:r>
+              <w:t>&lt;</w:t>
+            </w:r>
+            <w:proofErr w:type="gramStart"/>
+            <w:r>
+              <w:t>a</w:t>
+            </w:r>
+            <w:proofErr w:type="gramEnd"/>
+            <w:r>
+              <w:t xml:space="preserve"> asp-controller="Orders"</w:t>
+            </w:r>
+          </w:p>
+          <w:p>
+            <w:pPr>
+              <w:pStyle w:val="Text"/>
+            </w:pPr>
+            <w:r>
+              <w:t xml:space="preserve">   asp-action="Create"</w:t>
+            </w:r>
+          </w:p>
+          <w:p>
+            <w:pPr>
+              <w:pStyle w:val="Text"/>
+            </w:pPr>
+            <w:r>
+              <w:t xml:space="preserve">   asp-route-</w:t>
+            </w:r>
+            <w:proofErr w:type="spellStart"/>
+            <w:r>
+              <w:t>basketId</w:t>
+            </w:r>
+            <w:proofErr w:type="spellEnd"/>
+            <w:r>
+              <w:t>="@</w:t>
+            </w:r>
+            <w:proofErr w:type="spellStart"/>
+            <w:r>
+              <w:t>ViewBag.BasketId</w:t>
+            </w:r>
+            <w:proofErr w:type="spellEnd"/>
+            <w:r>
+              <w:t>"</w:t>
+            </w:r>
+          </w:p>
+          <w:p>
+            <w:pPr>
+              <w:pStyle w:val="Text"/>
+            </w:pPr>
+            <w:r>
+              <w:t xml:space="preserve">   class="</w:t>
+            </w:r>
+            <w:proofErr w:type="spellStart"/>
+            <w:r>
+              <w:t>btn</w:t>
+            </w:r>
+            <w:proofErr w:type="spellEnd"/>
+            <w:r>
+              <w:t xml:space="preserve"> </w:t>
+            </w:r>
+            <w:proofErr w:type="spellStart"/>
+            <w:r>
+              <w:t>btn</w:t>
+            </w:r>
+            <w:proofErr w:type="spellEnd"/>
+            <w:r>
+              <w:t>-primary"&gt;</w:t>
+            </w:r>
+          </w:p>
+          <w:p>
+            <w:pPr>
+              <w:pStyle w:val="Text"/>
+            </w:pPr>
+            <w:r>
+              <w:t xml:space="preserve">    Proceed to Checkout</w:t>
+            </w:r>
+          </w:p>
+          <w:p>
+            <w:pPr>
+              <w:pStyle w:val="Text"/>
+            </w:pPr>
+            <w:r>
+              <w:t>&lt;/a&gt;</w:t>
+            </w:r>
           </w:p>
         </w:tc>
       </w:tr>
@@ -1726,6 +1981,9 @@
             <w:pPr>
               <w:pStyle w:val="Text"/>
             </w:pPr>
+            <w:r>
+              <w:t>My proceed to checkout button wasn’t there even when I coded it</w:t>
+            </w:r>
           </w:p>
         </w:tc>
         <w:tc>
@@ -1736,6 +1994,84 @@
             <w:pPr>
               <w:pStyle w:val="Text"/>
             </w:pPr>
+            <w:r>
+              <w:t xml:space="preserve">“Where’s my proceed to </w:t>
+            </w:r>
+          </w:p>
+          <w:p>
+            <w:pPr>
+              <w:pStyle w:val="Text"/>
+            </w:pPr>
+            <w:r>
+              <w:t xml:space="preserve">checkout button” </w:t>
+            </w:r>
+          </w:p>
+          <w:p>
+            <w:pPr>
+              <w:pStyle w:val="Text"/>
+            </w:pPr>
+          </w:p>
+          <w:p>
+            <w:pPr>
+              <w:pStyle w:val="Text"/>
+            </w:pPr>
+          </w:p>
+          <w:p>
+            <w:pPr>
+              <w:pStyle w:val="Text"/>
+            </w:pPr>
+          </w:p>
+          <w:p>
+            <w:pPr>
+              <w:pStyle w:val="Text"/>
+            </w:pPr>
+          </w:p>
+          <w:p>
+            <w:pPr>
+              <w:pStyle w:val="Text"/>
+            </w:pPr>
+          </w:p>
+          <w:p>
+            <w:pPr>
+              <w:pStyle w:val="Text"/>
+            </w:pPr>
+            <w:r>
+              <w:drawing>
+                <wp:inline distT="0" distB="0" distL="0" distR="0" wp14:anchorId="0AFEA4BC" wp14:editId="6602829B">
+                  <wp:extent cx="1419225" cy="905817"/>
+                  <wp:effectExtent l="0" t="0" r="0" b="8890"/>
+                  <wp:docPr id="56" name="Picture 56"/>
+                  <wp:cNvGraphicFramePr>
+                    <a:graphicFrameLocks xmlns:a="http://schemas.openxmlformats.org/drawingml/2006/main" noChangeAspect="1"/>
+                  </wp:cNvGraphicFramePr>
+                  <a:graphic xmlns:a="http://schemas.openxmlformats.org/drawingml/2006/main">
+                    <a:graphicData uri="http://schemas.openxmlformats.org/drawingml/2006/picture">
+                      <pic:pic xmlns:pic="http://schemas.openxmlformats.org/drawingml/2006/picture">
+                        <pic:nvPicPr>
+                          <pic:cNvPr id="1" name=""/>
+                          <pic:cNvPicPr/>
+                        </pic:nvPicPr>
+                        <pic:blipFill>
+                          <a:blip r:embed="rId12"/>
+                          <a:stretch>
+                            <a:fillRect/>
+                          </a:stretch>
+                        </pic:blipFill>
+                        <pic:spPr>
+                          <a:xfrm>
+                            <a:off x="0" y="0"/>
+                            <a:ext cx="1426580" cy="910512"/>
+                          </a:xfrm>
+                          <a:prstGeom prst="rect">
+                            <a:avLst/>
+                          </a:prstGeom>
+                        </pic:spPr>
+                      </pic:pic>
+                    </a:graphicData>
+                  </a:graphic>
+                </wp:inline>
+              </w:drawing>
+            </w:r>
           </w:p>
         </w:tc>
         <w:tc>
@@ -1746,6 +2082,64 @@
             <w:pPr>
               <w:pStyle w:val="Text"/>
             </w:pPr>
+            <w:r>
+              <w:lastRenderedPageBreak/>
+              <w:t xml:space="preserve">The checkout button is inside the </w:t>
+            </w:r>
+            <w:r>
+              <w:rPr>
+                <w:rStyle w:val="HTMLCode"/>
+                <w:rFonts w:eastAsiaTheme="majorEastAsia"/>
+              </w:rPr>
+              <w:t xml:space="preserve">@if </w:t>
+            </w:r>
+            <w:proofErr w:type="gramStart"/>
+            <w:r>
+              <w:rPr>
+                <w:rStyle w:val="HTMLCode"/>
+                <w:rFonts w:eastAsiaTheme="majorEastAsia"/>
+              </w:rPr>
+              <w:t>(!</w:t>
+            </w:r>
+            <w:proofErr w:type="spellStart"/>
+            <w:r>
+              <w:rPr>
+                <w:rStyle w:val="HTMLCode"/>
+                <w:rFonts w:eastAsiaTheme="majorEastAsia"/>
+              </w:rPr>
+              <w:t>Model.Any</w:t>
+            </w:r>
+            <w:proofErr w:type="spellEnd"/>
+            <w:proofErr w:type="gramEnd"/>
+            <w:r>
+              <w:rPr>
+                <w:rStyle w:val="HTMLCode"/>
+                <w:rFonts w:eastAsiaTheme="majorEastAsia"/>
+              </w:rPr>
+              <w:t>())</w:t>
+            </w:r>
+            <w:r>
+              <w:t xml:space="preserve"> block — meaning it only shows when the basket is </w:t>
+            </w:r>
+            <w:r>
+              <w:rPr>
+                <w:rStyle w:val="Strong"/>
+              </w:rPr>
+              <w:t>empty</w:t>
+            </w:r>
+            <w:r>
+              <w:t xml:space="preserve">. You need to move it to the </w:t>
+            </w:r>
+            <w:r>
+              <w:rPr>
+                <w:rStyle w:val="HTMLCode"/>
+                <w:rFonts w:eastAsiaTheme="majorEastAsia"/>
+              </w:rPr>
+              <w:t>else</w:t>
+            </w:r>
+            <w:r>
+              <w:t xml:space="preserve"> block, after the Order Summary:</w:t>
+            </w:r>
           </w:p>
         </w:tc>
         <w:tc>
@@ -1755,7 +2149,633 @@
           <w:p>
             <w:pPr>
               <w:pStyle w:val="Text"/>
-            </w:pPr>
+              <w:spacing w:line="240" w:lineRule="auto"/>
+              <w:rPr>
+                <w:sz w:val="16"/>
+                <w:szCs w:val="10"/>
+              </w:rPr>
+            </w:pPr>
+            <w:r>
+              <w:rPr>
+                <w:sz w:val="16"/>
+                <w:szCs w:val="10"/>
+              </w:rPr>
+              <w:t>&lt;div style="border:1px solid #000; padding:15px; margin-top:20px;"&gt;</w:t>
+            </w:r>
+          </w:p>
+          <w:p>
+            <w:pPr>
+              <w:pStyle w:val="Text"/>
+              <w:spacing w:line="240" w:lineRule="auto"/>
+              <w:rPr>
+                <w:sz w:val="16"/>
+                <w:szCs w:val="10"/>
+              </w:rPr>
+            </w:pPr>
+            <w:r>
+              <w:rPr>
+                <w:sz w:val="16"/>
+                <w:szCs w:val="10"/>
+              </w:rPr>
+              <w:t xml:space="preserve">        &lt;h3&gt;Order Summary&lt;/h3&gt;</w:t>
+            </w:r>
+          </w:p>
+          <w:p>
+            <w:pPr>
+              <w:pStyle w:val="Text"/>
+              <w:spacing w:line="240" w:lineRule="auto"/>
+              <w:rPr>
+                <w:sz w:val="16"/>
+                <w:szCs w:val="10"/>
+              </w:rPr>
+            </w:pPr>
+            <w:r>
+              <w:rPr>
+                <w:sz w:val="16"/>
+                <w:szCs w:val="10"/>
+              </w:rPr>
+              <w:t xml:space="preserve">        &lt;div&gt;</w:t>
+            </w:r>
+          </w:p>
+          <w:p>
+            <w:pPr>
+              <w:pStyle w:val="Text"/>
+              <w:spacing w:line="240" w:lineRule="auto"/>
+              <w:rPr>
+                <w:sz w:val="16"/>
+                <w:szCs w:val="10"/>
+              </w:rPr>
+            </w:pPr>
+            <w:r>
+              <w:rPr>
+                <w:sz w:val="16"/>
+                <w:szCs w:val="10"/>
+              </w:rPr>
+              <w:t xml:space="preserve">            &lt;span&gt;Subtotal:&lt;/span&gt;</w:t>
+            </w:r>
+          </w:p>
+          <w:p>
+            <w:pPr>
+              <w:pStyle w:val="Text"/>
+              <w:spacing w:line="240" w:lineRule="auto"/>
+              <w:rPr>
+                <w:sz w:val="16"/>
+                <w:szCs w:val="10"/>
+              </w:rPr>
+            </w:pPr>
+            <w:r>
+              <w:rPr>
+                <w:sz w:val="16"/>
+                <w:szCs w:val="10"/>
+              </w:rPr>
+              <w:lastRenderedPageBreak/>
+              <w:t xml:space="preserve">            &lt;span&gt;£@(((decimal)</w:t>
+            </w:r>
+            <w:proofErr w:type="spellStart"/>
+            <w:r>
+              <w:rPr>
+                <w:sz w:val="16"/>
+                <w:szCs w:val="10"/>
+              </w:rPr>
+              <w:t>ViewBag.Subtotal</w:t>
+            </w:r>
+            <w:proofErr w:type="spellEnd"/>
+            <w:proofErr w:type="gramStart"/>
+            <w:r>
+              <w:rPr>
+                <w:sz w:val="16"/>
+                <w:szCs w:val="10"/>
+              </w:rPr>
+              <w:t>).</w:t>
+            </w:r>
+            <w:proofErr w:type="spellStart"/>
+            <w:r>
+              <w:rPr>
+                <w:sz w:val="16"/>
+                <w:szCs w:val="10"/>
+              </w:rPr>
+              <w:t>ToString</w:t>
+            </w:r>
+            <w:proofErr w:type="spellEnd"/>
+            <w:proofErr w:type="gramEnd"/>
+            <w:r>
+              <w:rPr>
+                <w:sz w:val="16"/>
+                <w:szCs w:val="10"/>
+              </w:rPr>
+              <w:t>("0.00"))&lt;/span&gt;</w:t>
+            </w:r>
+          </w:p>
+          <w:p>
+            <w:pPr>
+              <w:pStyle w:val="Text"/>
+              <w:spacing w:line="240" w:lineRule="auto"/>
+              <w:rPr>
+                <w:sz w:val="16"/>
+                <w:szCs w:val="10"/>
+              </w:rPr>
+            </w:pPr>
+            <w:r>
+              <w:rPr>
+                <w:sz w:val="16"/>
+                <w:szCs w:val="10"/>
+              </w:rPr>
+              <w:t xml:space="preserve">        &lt;/div&gt;</w:t>
+            </w:r>
+          </w:p>
+          <w:p>
+            <w:pPr>
+              <w:pStyle w:val="Text"/>
+              <w:spacing w:line="240" w:lineRule="auto"/>
+              <w:rPr>
+                <w:sz w:val="16"/>
+                <w:szCs w:val="10"/>
+              </w:rPr>
+            </w:pPr>
+            <w:r>
+              <w:rPr>
+                <w:sz w:val="16"/>
+                <w:szCs w:val="10"/>
+              </w:rPr>
+              <w:t xml:space="preserve">        &lt;div&gt;</w:t>
+            </w:r>
+          </w:p>
+          <w:p>
+            <w:pPr>
+              <w:pStyle w:val="Text"/>
+              <w:spacing w:line="240" w:lineRule="auto"/>
+              <w:rPr>
+                <w:sz w:val="16"/>
+                <w:szCs w:val="10"/>
+              </w:rPr>
+            </w:pPr>
+            <w:r>
+              <w:rPr>
+                <w:sz w:val="16"/>
+                <w:szCs w:val="10"/>
+              </w:rPr>
+              <w:t xml:space="preserve">            &lt;span&gt;Loyalty Discount (@</w:t>
+            </w:r>
+            <w:proofErr w:type="gramStart"/>
+            <w:r>
+              <w:rPr>
+                <w:sz w:val="16"/>
+                <w:szCs w:val="10"/>
+              </w:rPr>
+              <w:t>ViewBag.Tier):&lt;</w:t>
+            </w:r>
+            <w:proofErr w:type="gramEnd"/>
+            <w:r>
+              <w:rPr>
+                <w:sz w:val="16"/>
+                <w:szCs w:val="10"/>
+              </w:rPr>
+              <w:t>/span&gt;</w:t>
+            </w:r>
+          </w:p>
+          <w:p>
+            <w:pPr>
+              <w:pStyle w:val="Text"/>
+              <w:spacing w:line="240" w:lineRule="auto"/>
+              <w:rPr>
+                <w:sz w:val="16"/>
+                <w:szCs w:val="10"/>
+              </w:rPr>
+            </w:pPr>
+            <w:r>
+              <w:rPr>
+                <w:sz w:val="16"/>
+                <w:szCs w:val="10"/>
+              </w:rPr>
+              <w:t xml:space="preserve">            &lt;span&gt;-£@(((decimal)ViewBag.DiscountAmount</w:t>
+            </w:r>
+            <w:proofErr w:type="gramStart"/>
+            <w:r>
+              <w:rPr>
+                <w:sz w:val="16"/>
+                <w:szCs w:val="10"/>
+              </w:rPr>
+              <w:t>).ToString</w:t>
+            </w:r>
+            <w:proofErr w:type="gramEnd"/>
+            <w:r>
+              <w:rPr>
+                <w:sz w:val="16"/>
+                <w:szCs w:val="10"/>
+              </w:rPr>
+              <w:t>("0.00"))&lt;/span&gt;</w:t>
+            </w:r>
+          </w:p>
+          <w:p>
+            <w:pPr>
+              <w:pStyle w:val="Text"/>
+              <w:spacing w:line="240" w:lineRule="auto"/>
+              <w:rPr>
+                <w:sz w:val="16"/>
+                <w:szCs w:val="10"/>
+              </w:rPr>
+            </w:pPr>
+            <w:r>
+              <w:rPr>
+                <w:sz w:val="16"/>
+                <w:szCs w:val="10"/>
+              </w:rPr>
+              <w:t xml:space="preserve">        &lt;/div&gt;</w:t>
+            </w:r>
+          </w:p>
+          <w:p>
+            <w:pPr>
+              <w:pStyle w:val="Text"/>
+              <w:spacing w:line="240" w:lineRule="auto"/>
+              <w:rPr>
+                <w:sz w:val="16"/>
+                <w:szCs w:val="10"/>
+              </w:rPr>
+            </w:pPr>
+            <w:r>
+              <w:rPr>
+                <w:sz w:val="16"/>
+                <w:szCs w:val="10"/>
+              </w:rPr>
+              <w:t xml:space="preserve">        &lt;</w:t>
+            </w:r>
+            <w:proofErr w:type="spellStart"/>
+            <w:r>
+              <w:rPr>
+                <w:sz w:val="16"/>
+                <w:szCs w:val="10"/>
+              </w:rPr>
+              <w:t>hr</w:t>
+            </w:r>
+            <w:proofErr w:type="spellEnd"/>
+            <w:r>
+              <w:rPr>
+                <w:sz w:val="16"/>
+                <w:szCs w:val="10"/>
+              </w:rPr>
+              <w:t xml:space="preserve"> /&gt;</w:t>
+            </w:r>
+          </w:p>
+          <w:p>
+            <w:pPr>
+              <w:pStyle w:val="Text"/>
+              <w:spacing w:line="240" w:lineRule="auto"/>
+              <w:rPr>
+                <w:sz w:val="16"/>
+                <w:szCs w:val="10"/>
+              </w:rPr>
+            </w:pPr>
+            <w:r>
+              <w:rPr>
+                <w:sz w:val="16"/>
+                <w:szCs w:val="10"/>
+              </w:rPr>
+              <w:t xml:space="preserve">        &lt;div&gt;</w:t>
+            </w:r>
+          </w:p>
+          <w:p>
+            <w:pPr>
+              <w:pStyle w:val="Text"/>
+              <w:spacing w:line="240" w:lineRule="auto"/>
+              <w:rPr>
+                <w:sz w:val="16"/>
+                <w:szCs w:val="10"/>
+              </w:rPr>
+            </w:pPr>
+            <w:r>
+              <w:rPr>
+                <w:sz w:val="16"/>
+                <w:szCs w:val="10"/>
+              </w:rPr>
+              <w:t xml:space="preserve">            &lt;strong&gt;Total:&lt;/strong&gt;</w:t>
+            </w:r>
+          </w:p>
+          <w:p>
+            <w:pPr>
+              <w:pStyle w:val="Text"/>
+              <w:spacing w:line="240" w:lineRule="auto"/>
+              <w:rPr>
+                <w:sz w:val="16"/>
+                <w:szCs w:val="10"/>
+              </w:rPr>
+            </w:pPr>
+            <w:r>
+              <w:rPr>
+                <w:sz w:val="16"/>
+                <w:szCs w:val="10"/>
+              </w:rPr>
+              <w:t xml:space="preserve">            &lt;strong&gt;£@(((decimal)</w:t>
+            </w:r>
+            <w:proofErr w:type="spellStart"/>
+            <w:r>
+              <w:rPr>
+                <w:sz w:val="16"/>
+                <w:szCs w:val="10"/>
+              </w:rPr>
+              <w:t>ViewBag.Total</w:t>
+            </w:r>
+            <w:proofErr w:type="spellEnd"/>
+            <w:proofErr w:type="gramStart"/>
+            <w:r>
+              <w:rPr>
+                <w:sz w:val="16"/>
+                <w:szCs w:val="10"/>
+              </w:rPr>
+              <w:t>).</w:t>
+            </w:r>
+            <w:proofErr w:type="spellStart"/>
+            <w:r>
+              <w:rPr>
+                <w:sz w:val="16"/>
+                <w:szCs w:val="10"/>
+              </w:rPr>
+              <w:t>ToString</w:t>
+            </w:r>
+            <w:proofErr w:type="spellEnd"/>
+            <w:proofErr w:type="gramEnd"/>
+            <w:r>
+              <w:rPr>
+                <w:sz w:val="16"/>
+                <w:szCs w:val="10"/>
+              </w:rPr>
+              <w:t>("0.00"))&lt;/strong&gt;</w:t>
+            </w:r>
+          </w:p>
+          <w:p>
+            <w:pPr>
+              <w:pStyle w:val="Text"/>
+              <w:spacing w:line="240" w:lineRule="auto"/>
+              <w:rPr>
+                <w:sz w:val="16"/>
+                <w:szCs w:val="10"/>
+              </w:rPr>
+            </w:pPr>
+            <w:r>
+              <w:rPr>
+                <w:sz w:val="16"/>
+                <w:szCs w:val="10"/>
+              </w:rPr>
+              <w:t xml:space="preserve">        &lt;/div&gt;</w:t>
+            </w:r>
+          </w:p>
+          <w:p>
+            <w:pPr>
+              <w:pStyle w:val="Text"/>
+              <w:spacing w:line="240" w:lineRule="auto"/>
+              <w:rPr>
+                <w:sz w:val="16"/>
+                <w:szCs w:val="10"/>
+              </w:rPr>
+            </w:pPr>
+          </w:p>
+          <w:p>
+            <w:pPr>
+              <w:pStyle w:val="Text"/>
+              <w:spacing w:line="240" w:lineRule="auto"/>
+              <w:rPr>
+                <w:sz w:val="16"/>
+                <w:szCs w:val="10"/>
+              </w:rPr>
+            </w:pPr>
+            <w:r>
+              <w:rPr>
+                <w:sz w:val="16"/>
+                <w:szCs w:val="10"/>
+              </w:rPr>
+              <w:t xml:space="preserve">        </w:t>
+            </w:r>
+            <w:proofErr w:type="gramStart"/>
+            <w:r>
+              <w:rPr>
+                <w:sz w:val="16"/>
+                <w:szCs w:val="10"/>
+              </w:rPr>
+              <w:t>&lt;!--</w:t>
+            </w:r>
+            <w:proofErr w:type="gramEnd"/>
+            <w:r>
+              <w:rPr>
+                <w:sz w:val="16"/>
+                <w:szCs w:val="10"/>
+              </w:rPr>
+              <w:t xml:space="preserve"> MOVED HERE --&gt;</w:t>
+            </w:r>
+          </w:p>
+          <w:p>
+            <w:pPr>
+              <w:pStyle w:val="Text"/>
+              <w:spacing w:line="240" w:lineRule="auto"/>
+              <w:rPr>
+                <w:sz w:val="16"/>
+                <w:szCs w:val="10"/>
+              </w:rPr>
+            </w:pPr>
+            <w:r>
+              <w:rPr>
+                <w:sz w:val="16"/>
+                <w:szCs w:val="10"/>
+              </w:rPr>
+              <w:t xml:space="preserve">        &lt;</w:t>
+            </w:r>
+            <w:proofErr w:type="gramStart"/>
+            <w:r>
+              <w:rPr>
+                <w:sz w:val="16"/>
+                <w:szCs w:val="10"/>
+              </w:rPr>
+              <w:t>a</w:t>
+            </w:r>
+            <w:proofErr w:type="gramEnd"/>
+            <w:r>
+              <w:rPr>
+                <w:sz w:val="16"/>
+                <w:szCs w:val="10"/>
+              </w:rPr>
+              <w:t xml:space="preserve"> asp-controller="Orders"</w:t>
+            </w:r>
+          </w:p>
+          <w:p>
+            <w:pPr>
+              <w:pStyle w:val="Text"/>
+              <w:spacing w:line="240" w:lineRule="auto"/>
+              <w:rPr>
+                <w:sz w:val="16"/>
+                <w:szCs w:val="10"/>
+              </w:rPr>
+            </w:pPr>
+            <w:r>
+              <w:rPr>
+                <w:sz w:val="16"/>
+                <w:szCs w:val="10"/>
+              </w:rPr>
+              <w:t xml:space="preserve">           asp-action="Create"</w:t>
+            </w:r>
+          </w:p>
+          <w:p>
+            <w:pPr>
+              <w:pStyle w:val="Text"/>
+              <w:spacing w:line="240" w:lineRule="auto"/>
+              <w:rPr>
+                <w:sz w:val="16"/>
+                <w:szCs w:val="10"/>
+              </w:rPr>
+            </w:pPr>
+            <w:r>
+              <w:rPr>
+                <w:sz w:val="16"/>
+                <w:szCs w:val="10"/>
+              </w:rPr>
+              <w:t xml:space="preserve">           asp-route-</w:t>
+            </w:r>
+            <w:proofErr w:type="spellStart"/>
+            <w:r>
+              <w:rPr>
+                <w:sz w:val="16"/>
+                <w:szCs w:val="10"/>
+              </w:rPr>
+              <w:t>basketId</w:t>
+            </w:r>
+            <w:proofErr w:type="spellEnd"/>
+            <w:r>
+              <w:rPr>
+                <w:sz w:val="16"/>
+                <w:szCs w:val="10"/>
+              </w:rPr>
+              <w:t>="@</w:t>
+            </w:r>
+            <w:proofErr w:type="spellStart"/>
+            <w:r>
+              <w:rPr>
+                <w:sz w:val="16"/>
+                <w:szCs w:val="10"/>
+              </w:rPr>
+              <w:t>ViewBag.BasketId</w:t>
+            </w:r>
+            <w:proofErr w:type="spellEnd"/>
+            <w:r>
+              <w:rPr>
+                <w:sz w:val="16"/>
+                <w:szCs w:val="10"/>
+              </w:rPr>
+              <w:t>"</w:t>
+            </w:r>
+          </w:p>
+          <w:p>
+            <w:pPr>
+              <w:pStyle w:val="Text"/>
+              <w:spacing w:line="240" w:lineRule="auto"/>
+              <w:rPr>
+                <w:sz w:val="16"/>
+                <w:szCs w:val="10"/>
+              </w:rPr>
+            </w:pPr>
+            <w:r>
+              <w:rPr>
+                <w:sz w:val="16"/>
+                <w:szCs w:val="10"/>
+              </w:rPr>
+              <w:t xml:space="preserve">           class="</w:t>
+            </w:r>
+            <w:proofErr w:type="spellStart"/>
+            <w:r>
+              <w:rPr>
+                <w:sz w:val="16"/>
+                <w:szCs w:val="10"/>
+              </w:rPr>
+              <w:t>btn</w:t>
+            </w:r>
+            <w:proofErr w:type="spellEnd"/>
+            <w:r>
+              <w:rPr>
+                <w:sz w:val="16"/>
+                <w:szCs w:val="10"/>
+              </w:rPr>
+              <w:t xml:space="preserve"> </w:t>
+            </w:r>
+            <w:proofErr w:type="spellStart"/>
+            <w:r>
+              <w:rPr>
+                <w:sz w:val="16"/>
+                <w:szCs w:val="10"/>
+              </w:rPr>
+              <w:t>btn</w:t>
+            </w:r>
+            <w:proofErr w:type="spellEnd"/>
+            <w:r>
+              <w:rPr>
+                <w:sz w:val="16"/>
+                <w:szCs w:val="10"/>
+              </w:rPr>
+              <w:t>-primary w-100 mb-2"&gt;</w:t>
+            </w:r>
+          </w:p>
+          <w:p>
+            <w:pPr>
+              <w:pStyle w:val="Text"/>
+              <w:spacing w:line="240" w:lineRule="auto"/>
+              <w:rPr>
+                <w:sz w:val="16"/>
+                <w:szCs w:val="10"/>
+              </w:rPr>
+            </w:pPr>
+            <w:r>
+              <w:rPr>
+                <w:sz w:val="16"/>
+                <w:szCs w:val="10"/>
+              </w:rPr>
+              <w:t xml:space="preserve">            Proceed to Checkout</w:t>
+            </w:r>
+          </w:p>
+          <w:p>
+            <w:pPr>
+              <w:pStyle w:val="Text"/>
+              <w:spacing w:line="240" w:lineRule="auto"/>
+              <w:rPr>
+                <w:sz w:val="16"/>
+                <w:szCs w:val="10"/>
+              </w:rPr>
+            </w:pPr>
+            <w:r>
+              <w:rPr>
+                <w:sz w:val="16"/>
+                <w:szCs w:val="10"/>
+              </w:rPr>
+              <w:t xml:space="preserve">        &lt;/a&gt;</w:t>
+            </w:r>
+          </w:p>
+          <w:p>
+            <w:pPr>
+              <w:pStyle w:val="Text"/>
+              <w:spacing w:line="240" w:lineRule="auto"/>
+              <w:rPr>
+                <w:sz w:val="16"/>
+                <w:szCs w:val="10"/>
+              </w:rPr>
+            </w:pPr>
+            <w:r>
+              <w:rPr>
+                <w:sz w:val="16"/>
+                <w:szCs w:val="10"/>
+              </w:rPr>
+              <w:t xml:space="preserve">    &lt;/div&gt;</w:t>
+            </w:r>
+          </w:p>
+          <w:p>
+            <w:pPr>
+              <w:pStyle w:val="Text"/>
+              <w:spacing w:line="240" w:lineRule="auto"/>
+              <w:rPr>
+                <w:sz w:val="16"/>
+                <w:szCs w:val="10"/>
+              </w:rPr>
+            </w:pPr>
+            <w:r>
+              <w:rPr>
+                <w:sz w:val="16"/>
+                <w:szCs w:val="10"/>
+              </w:rPr>
+              <w:t>}</w:t>
+            </w:r>
           </w:p>
         </w:tc>
       </w:tr>
@@ -1768,6 +2788,15 @@
             <w:pPr>
               <w:pStyle w:val="Text"/>
             </w:pPr>
+            <w:r>
+              <w:lastRenderedPageBreak/>
+              <w:t xml:space="preserve">Access denied when I log in as a farmer and access the farmer </w:t>
+            </w:r>
+            <w:proofErr w:type="spellStart"/>
+            <w:r>
+              <w:t>dasshbaord</w:t>
+            </w:r>
+            <w:proofErr w:type="spellEnd"/>
           </w:p>
         </w:tc>
         <w:tc>
@@ -1778,6 +2807,9 @@
             <w:pPr>
               <w:pStyle w:val="Text"/>
             </w:pPr>
+            <w:r>
+              <w:t>Why do I get access denied when I log in as “farmer@example.com”</w:t>
+            </w:r>
           </w:p>
         </w:tc>
         <w:tc>
@@ -1788,6 +2820,39 @@
             <w:pPr>
               <w:pStyle w:val="Text"/>
             </w:pPr>
+            <w:r>
+              <w:t xml:space="preserve">The issue is a typo in your controller's </w:t>
+            </w:r>
+            <w:r>
+              <w:rPr>
+                <w:rStyle w:val="HTMLCode"/>
+                <w:rFonts w:eastAsiaTheme="majorEastAsia"/>
+              </w:rPr>
+              <w:t>[Authorize]</w:t>
+            </w:r>
+            <w:r>
+              <w:t xml:space="preserve"> attribute. You wrote </w:t>
+            </w:r>
+            <w:r>
+              <w:rPr>
+                <w:rStyle w:val="HTMLCode"/>
+                <w:rFonts w:eastAsiaTheme="majorEastAsia"/>
+              </w:rPr>
+              <w:t>"Farmers"</w:t>
+            </w:r>
+            <w:r>
+              <w:t xml:space="preserve"> but the role is actually called </w:t>
+            </w:r>
+            <w:r>
+              <w:rPr>
+                <w:rStyle w:val="HTMLCode"/>
+                <w:rFonts w:eastAsiaTheme="majorEastAsia"/>
+              </w:rPr>
+              <w:t>"Farmer"</w:t>
+            </w:r>
+            <w:r>
+              <w:t xml:space="preserve"> (no S) in your seed data.</w:t>
+            </w:r>
           </w:p>
         </w:tc>
         <w:tc>
@@ -1798,6 +2863,17 @@
             <w:pPr>
               <w:pStyle w:val="Text"/>
             </w:pPr>
+            <w:r>
+              <w:t>[</w:t>
+            </w:r>
+            <w:proofErr w:type="gramStart"/>
+            <w:r>
+              <w:t>Authorize(</w:t>
+            </w:r>
+            <w:proofErr w:type="gramEnd"/>
+            <w:r>
+              <w:t>Roles = "Farmer")]</w:t>
+            </w:r>
           </w:p>
         </w:tc>
       </w:tr>
@@ -1810,6 +2886,9 @@
             <w:pPr>
               <w:pStyle w:val="Text"/>
             </w:pPr>
+            <w:r>
+              <w:t>Farmer couldn’t see any orders that have been placed</w:t>
+            </w:r>
           </w:p>
         </w:tc>
         <w:tc>
@@ -1820,6 +2899,17 @@
             <w:pPr>
               <w:pStyle w:val="Text"/>
             </w:pPr>
+            <w:r>
+              <w:t xml:space="preserve">Farmers </w:t>
+            </w:r>
+            <w:proofErr w:type="gramStart"/>
+            <w:r>
+              <w:t>cant</w:t>
+            </w:r>
+            <w:proofErr w:type="gramEnd"/>
+            <w:r>
+              <w:t xml:space="preserve"> see any of the orders that have been placed when going to the orders index</w:t>
+            </w:r>
           </w:p>
         </w:tc>
         <w:tc>
@@ -1830,6 +2920,39 @@
             <w:pPr>
               <w:pStyle w:val="Text"/>
             </w:pPr>
+            <w:r>
+              <w:t xml:space="preserve">The issue is in your </w:t>
+            </w:r>
+            <w:r>
+              <w:rPr>
+                <w:rStyle w:val="HTMLCode"/>
+                <w:rFonts w:eastAsiaTheme="majorEastAsia"/>
+              </w:rPr>
+              <w:t>Index</w:t>
+            </w:r>
+            <w:r>
+              <w:t xml:space="preserve"> action — it checks for </w:t>
+            </w:r>
+            <w:r>
+              <w:rPr>
+                <w:rStyle w:val="HTMLCode"/>
+                <w:rFonts w:eastAsiaTheme="majorEastAsia"/>
+              </w:rPr>
+              <w:t>"Supplier"</w:t>
+            </w:r>
+            <w:r>
+              <w:t xml:space="preserve"> role but your actual role is </w:t>
+            </w:r>
+            <w:r>
+              <w:rPr>
+                <w:rStyle w:val="HTMLCode"/>
+                <w:rFonts w:eastAsiaTheme="majorEastAsia"/>
+              </w:rPr>
+              <w:t>"Farmer"</w:t>
+            </w:r>
+            <w:r>
+              <w:t>. Change it in the controller:</w:t>
+            </w:r>
           </w:p>
         </w:tc>
         <w:tc>
@@ -1839,7 +2962,598 @@
           <w:p>
             <w:pPr>
               <w:pStyle w:val="Text"/>
-            </w:pPr>
+              <w:spacing w:line="240" w:lineRule="auto"/>
+              <w:rPr>
+                <w:sz w:val="20"/>
+                <w:szCs w:val="14"/>
+              </w:rPr>
+            </w:pPr>
+            <w:r>
+              <w:rPr>
+                <w:sz w:val="20"/>
+                <w:szCs w:val="14"/>
+              </w:rPr>
+              <w:t>else if (</w:t>
+            </w:r>
+            <w:proofErr w:type="spellStart"/>
+            <w:r>
+              <w:rPr>
+                <w:sz w:val="20"/>
+                <w:szCs w:val="14"/>
+              </w:rPr>
+              <w:t>User.IsInRole</w:t>
+            </w:r>
+            <w:proofErr w:type="spellEnd"/>
+            <w:r>
+              <w:rPr>
+                <w:sz w:val="20"/>
+                <w:szCs w:val="14"/>
+              </w:rPr>
+              <w:t>("Farmer"))</w:t>
+            </w:r>
+          </w:p>
+          <w:p>
+            <w:pPr>
+              <w:pStyle w:val="Text"/>
+              <w:spacing w:line="240" w:lineRule="auto"/>
+              <w:rPr>
+                <w:sz w:val="20"/>
+                <w:szCs w:val="14"/>
+              </w:rPr>
+            </w:pPr>
+            <w:r>
+              <w:rPr>
+                <w:sz w:val="20"/>
+                <w:szCs w:val="14"/>
+              </w:rPr>
+              <w:t>{</w:t>
+            </w:r>
+          </w:p>
+          <w:p>
+            <w:pPr>
+              <w:pStyle w:val="Text"/>
+              <w:spacing w:line="240" w:lineRule="auto"/>
+              <w:rPr>
+                <w:sz w:val="20"/>
+                <w:szCs w:val="14"/>
+              </w:rPr>
+            </w:pPr>
+            <w:r>
+              <w:rPr>
+                <w:sz w:val="20"/>
+                <w:szCs w:val="14"/>
+              </w:rPr>
+              <w:t xml:space="preserve">    var </w:t>
+            </w:r>
+            <w:proofErr w:type="spellStart"/>
+            <w:r>
+              <w:rPr>
+                <w:sz w:val="20"/>
+                <w:szCs w:val="14"/>
+              </w:rPr>
+              <w:t>supplierProducts</w:t>
+            </w:r>
+            <w:proofErr w:type="spellEnd"/>
+            <w:r>
+              <w:rPr>
+                <w:sz w:val="20"/>
+                <w:szCs w:val="14"/>
+              </w:rPr>
+              <w:t xml:space="preserve"> = await _</w:t>
+            </w:r>
+            <w:proofErr w:type="spellStart"/>
+            <w:proofErr w:type="gramStart"/>
+            <w:r>
+              <w:rPr>
+                <w:sz w:val="20"/>
+                <w:szCs w:val="14"/>
+              </w:rPr>
+              <w:t>context.Products</w:t>
+            </w:r>
+            <w:proofErr w:type="spellEnd"/>
+            <w:proofErr w:type="gramEnd"/>
+          </w:p>
+          <w:p>
+            <w:pPr>
+              <w:pStyle w:val="Text"/>
+              <w:spacing w:line="240" w:lineRule="auto"/>
+              <w:rPr>
+                <w:sz w:val="20"/>
+                <w:szCs w:val="14"/>
+              </w:rPr>
+            </w:pPr>
+            <w:r>
+              <w:rPr>
+                <w:sz w:val="20"/>
+                <w:szCs w:val="14"/>
+              </w:rPr>
+              <w:t xml:space="preserve">        </w:t>
+            </w:r>
+            <w:proofErr w:type="gramStart"/>
+            <w:r>
+              <w:rPr>
+                <w:sz w:val="20"/>
+                <w:szCs w:val="14"/>
+              </w:rPr>
+              <w:t>.Where</w:t>
+            </w:r>
+            <w:proofErr w:type="gramEnd"/>
+            <w:r>
+              <w:rPr>
+                <w:sz w:val="20"/>
+                <w:szCs w:val="14"/>
+              </w:rPr>
+              <w:t xml:space="preserve">(p =&gt; </w:t>
+            </w:r>
+            <w:proofErr w:type="spellStart"/>
+            <w:r>
+              <w:rPr>
+                <w:sz w:val="20"/>
+                <w:szCs w:val="14"/>
+              </w:rPr>
+              <w:t>p.Farmers.UserId</w:t>
+            </w:r>
+            <w:proofErr w:type="spellEnd"/>
+            <w:r>
+              <w:rPr>
+                <w:sz w:val="20"/>
+                <w:szCs w:val="14"/>
+              </w:rPr>
+              <w:t xml:space="preserve"> == </w:t>
+            </w:r>
+            <w:proofErr w:type="spellStart"/>
+            <w:r>
+              <w:rPr>
+                <w:sz w:val="20"/>
+                <w:szCs w:val="14"/>
+              </w:rPr>
+              <w:t>userId</w:t>
+            </w:r>
+            <w:proofErr w:type="spellEnd"/>
+            <w:r>
+              <w:rPr>
+                <w:sz w:val="20"/>
+                <w:szCs w:val="14"/>
+              </w:rPr>
+              <w:t>)</w:t>
+            </w:r>
+          </w:p>
+          <w:p>
+            <w:pPr>
+              <w:pStyle w:val="Text"/>
+              <w:spacing w:line="240" w:lineRule="auto"/>
+              <w:rPr>
+                <w:sz w:val="20"/>
+                <w:szCs w:val="14"/>
+              </w:rPr>
+            </w:pPr>
+            <w:r>
+              <w:rPr>
+                <w:sz w:val="20"/>
+                <w:szCs w:val="14"/>
+              </w:rPr>
+              <w:t xml:space="preserve">        </w:t>
+            </w:r>
+            <w:proofErr w:type="gramStart"/>
+            <w:r>
+              <w:rPr>
+                <w:sz w:val="20"/>
+                <w:szCs w:val="14"/>
+              </w:rPr>
+              <w:t>.Select</w:t>
+            </w:r>
+            <w:proofErr w:type="gramEnd"/>
+            <w:r>
+              <w:rPr>
+                <w:sz w:val="20"/>
+                <w:szCs w:val="14"/>
+              </w:rPr>
+              <w:t xml:space="preserve">(p =&gt; </w:t>
+            </w:r>
+            <w:proofErr w:type="spellStart"/>
+            <w:r>
+              <w:rPr>
+                <w:sz w:val="20"/>
+                <w:szCs w:val="14"/>
+              </w:rPr>
+              <w:t>p.ProductsId</w:t>
+            </w:r>
+            <w:proofErr w:type="spellEnd"/>
+            <w:r>
+              <w:rPr>
+                <w:sz w:val="20"/>
+                <w:szCs w:val="14"/>
+              </w:rPr>
+              <w:t>)</w:t>
+            </w:r>
+          </w:p>
+          <w:p>
+            <w:pPr>
+              <w:pStyle w:val="Text"/>
+              <w:spacing w:line="240" w:lineRule="auto"/>
+              <w:rPr>
+                <w:sz w:val="20"/>
+                <w:szCs w:val="14"/>
+              </w:rPr>
+            </w:pPr>
+            <w:r>
+              <w:rPr>
+                <w:sz w:val="20"/>
+                <w:szCs w:val="14"/>
+              </w:rPr>
+              <w:t xml:space="preserve">        </w:t>
+            </w:r>
+            <w:proofErr w:type="gramStart"/>
+            <w:r>
+              <w:rPr>
+                <w:sz w:val="20"/>
+                <w:szCs w:val="14"/>
+              </w:rPr>
+              <w:t>.</w:t>
+            </w:r>
+            <w:proofErr w:type="spellStart"/>
+            <w:r>
+              <w:rPr>
+                <w:sz w:val="20"/>
+                <w:szCs w:val="14"/>
+              </w:rPr>
+              <w:t>ToListAsync</w:t>
+            </w:r>
+            <w:proofErr w:type="spellEnd"/>
+            <w:proofErr w:type="gramEnd"/>
+            <w:r>
+              <w:rPr>
+                <w:sz w:val="20"/>
+                <w:szCs w:val="14"/>
+              </w:rPr>
+              <w:t>();</w:t>
+            </w:r>
+          </w:p>
+          <w:p>
+            <w:pPr>
+              <w:pStyle w:val="Text"/>
+              <w:spacing w:line="240" w:lineRule="auto"/>
+              <w:rPr>
+                <w:sz w:val="20"/>
+                <w:szCs w:val="14"/>
+              </w:rPr>
+            </w:pPr>
+          </w:p>
+          <w:p>
+            <w:pPr>
+              <w:pStyle w:val="Text"/>
+              <w:spacing w:line="240" w:lineRule="auto"/>
+              <w:rPr>
+                <w:sz w:val="20"/>
+                <w:szCs w:val="14"/>
+              </w:rPr>
+            </w:pPr>
+            <w:r>
+              <w:rPr>
+                <w:sz w:val="20"/>
+                <w:szCs w:val="14"/>
+              </w:rPr>
+              <w:t xml:space="preserve">    var </w:t>
+            </w:r>
+            <w:proofErr w:type="spellStart"/>
+            <w:r>
+              <w:rPr>
+                <w:sz w:val="20"/>
+                <w:szCs w:val="14"/>
+              </w:rPr>
+              <w:t>supplierOrders</w:t>
+            </w:r>
+            <w:proofErr w:type="spellEnd"/>
+            <w:r>
+              <w:rPr>
+                <w:sz w:val="20"/>
+                <w:szCs w:val="14"/>
+              </w:rPr>
+              <w:t xml:space="preserve"> = await _</w:t>
+            </w:r>
+            <w:proofErr w:type="spellStart"/>
+            <w:proofErr w:type="gramStart"/>
+            <w:r>
+              <w:rPr>
+                <w:sz w:val="20"/>
+                <w:szCs w:val="14"/>
+              </w:rPr>
+              <w:t>context.OrderProducts</w:t>
+            </w:r>
+            <w:proofErr w:type="spellEnd"/>
+            <w:proofErr w:type="gramEnd"/>
+          </w:p>
+          <w:p>
+            <w:pPr>
+              <w:pStyle w:val="Text"/>
+              <w:spacing w:line="240" w:lineRule="auto"/>
+              <w:rPr>
+                <w:sz w:val="20"/>
+                <w:szCs w:val="14"/>
+              </w:rPr>
+            </w:pPr>
+            <w:r>
+              <w:rPr>
+                <w:sz w:val="20"/>
+                <w:szCs w:val="14"/>
+              </w:rPr>
+              <w:t xml:space="preserve">        </w:t>
+            </w:r>
+            <w:proofErr w:type="gramStart"/>
+            <w:r>
+              <w:rPr>
+                <w:sz w:val="20"/>
+                <w:szCs w:val="14"/>
+              </w:rPr>
+              <w:t>.Where</w:t>
+            </w:r>
+            <w:proofErr w:type="gramEnd"/>
+            <w:r>
+              <w:rPr>
+                <w:sz w:val="20"/>
+                <w:szCs w:val="14"/>
+              </w:rPr>
+              <w:t xml:space="preserve">(op =&gt; </w:t>
+            </w:r>
+            <w:proofErr w:type="spellStart"/>
+            <w:r>
+              <w:rPr>
+                <w:sz w:val="20"/>
+                <w:szCs w:val="14"/>
+              </w:rPr>
+              <w:t>supplierProducts.Contains</w:t>
+            </w:r>
+            <w:proofErr w:type="spellEnd"/>
+            <w:r>
+              <w:rPr>
+                <w:sz w:val="20"/>
+                <w:szCs w:val="14"/>
+              </w:rPr>
+              <w:t>(</w:t>
+            </w:r>
+            <w:proofErr w:type="spellStart"/>
+            <w:r>
+              <w:rPr>
+                <w:sz w:val="20"/>
+                <w:szCs w:val="14"/>
+              </w:rPr>
+              <w:t>op.ProductsId</w:t>
+            </w:r>
+            <w:proofErr w:type="spellEnd"/>
+            <w:r>
+              <w:rPr>
+                <w:sz w:val="20"/>
+                <w:szCs w:val="14"/>
+              </w:rPr>
+              <w:t>))</w:t>
+            </w:r>
+          </w:p>
+          <w:p>
+            <w:pPr>
+              <w:pStyle w:val="Text"/>
+              <w:spacing w:line="240" w:lineRule="auto"/>
+              <w:rPr>
+                <w:sz w:val="20"/>
+                <w:szCs w:val="14"/>
+              </w:rPr>
+            </w:pPr>
+            <w:r>
+              <w:rPr>
+                <w:sz w:val="20"/>
+                <w:szCs w:val="14"/>
+              </w:rPr>
+              <w:t xml:space="preserve">        </w:t>
+            </w:r>
+            <w:proofErr w:type="gramStart"/>
+            <w:r>
+              <w:rPr>
+                <w:sz w:val="20"/>
+                <w:szCs w:val="14"/>
+              </w:rPr>
+              <w:t>.Include</w:t>
+            </w:r>
+            <w:proofErr w:type="gramEnd"/>
+            <w:r>
+              <w:rPr>
+                <w:sz w:val="20"/>
+                <w:szCs w:val="14"/>
+              </w:rPr>
+              <w:t xml:space="preserve">(op =&gt; </w:t>
+            </w:r>
+            <w:proofErr w:type="spellStart"/>
+            <w:r>
+              <w:rPr>
+                <w:sz w:val="20"/>
+                <w:szCs w:val="14"/>
+              </w:rPr>
+              <w:t>op.Orders</w:t>
+            </w:r>
+            <w:proofErr w:type="spellEnd"/>
+            <w:r>
+              <w:rPr>
+                <w:sz w:val="20"/>
+                <w:szCs w:val="14"/>
+              </w:rPr>
+              <w:t>)</w:t>
+            </w:r>
+          </w:p>
+          <w:p>
+            <w:pPr>
+              <w:pStyle w:val="Text"/>
+              <w:spacing w:line="240" w:lineRule="auto"/>
+              <w:rPr>
+                <w:sz w:val="20"/>
+                <w:szCs w:val="14"/>
+              </w:rPr>
+            </w:pPr>
+            <w:r>
+              <w:rPr>
+                <w:sz w:val="20"/>
+                <w:szCs w:val="14"/>
+              </w:rPr>
+              <w:t xml:space="preserve">        </w:t>
+            </w:r>
+            <w:proofErr w:type="gramStart"/>
+            <w:r>
+              <w:rPr>
+                <w:sz w:val="20"/>
+                <w:szCs w:val="14"/>
+              </w:rPr>
+              <w:t>.Include</w:t>
+            </w:r>
+            <w:proofErr w:type="gramEnd"/>
+            <w:r>
+              <w:rPr>
+                <w:sz w:val="20"/>
+                <w:szCs w:val="14"/>
+              </w:rPr>
+              <w:t xml:space="preserve">(op =&gt; </w:t>
+            </w:r>
+            <w:proofErr w:type="spellStart"/>
+            <w:r>
+              <w:rPr>
+                <w:sz w:val="20"/>
+                <w:szCs w:val="14"/>
+              </w:rPr>
+              <w:t>op.Products</w:t>
+            </w:r>
+            <w:proofErr w:type="spellEnd"/>
+            <w:r>
+              <w:rPr>
+                <w:sz w:val="20"/>
+                <w:szCs w:val="14"/>
+              </w:rPr>
+              <w:t>)</w:t>
+            </w:r>
+          </w:p>
+          <w:p>
+            <w:pPr>
+              <w:pStyle w:val="Text"/>
+              <w:spacing w:line="240" w:lineRule="auto"/>
+              <w:rPr>
+                <w:sz w:val="20"/>
+                <w:szCs w:val="14"/>
+              </w:rPr>
+            </w:pPr>
+            <w:r>
+              <w:rPr>
+                <w:sz w:val="20"/>
+                <w:szCs w:val="14"/>
+              </w:rPr>
+              <w:t xml:space="preserve">        </w:t>
+            </w:r>
+            <w:proofErr w:type="gramStart"/>
+            <w:r>
+              <w:rPr>
+                <w:sz w:val="20"/>
+                <w:szCs w:val="14"/>
+              </w:rPr>
+              <w:t>.</w:t>
+            </w:r>
+            <w:proofErr w:type="spellStart"/>
+            <w:r>
+              <w:rPr>
+                <w:sz w:val="20"/>
+                <w:szCs w:val="14"/>
+              </w:rPr>
+              <w:t>ToListAsync</w:t>
+            </w:r>
+            <w:proofErr w:type="spellEnd"/>
+            <w:proofErr w:type="gramEnd"/>
+            <w:r>
+              <w:rPr>
+                <w:sz w:val="20"/>
+                <w:szCs w:val="14"/>
+              </w:rPr>
+              <w:t>();</w:t>
+            </w:r>
+          </w:p>
+          <w:p>
+            <w:pPr>
+              <w:pStyle w:val="Text"/>
+              <w:spacing w:line="240" w:lineRule="auto"/>
+              <w:rPr>
+                <w:sz w:val="20"/>
+                <w:szCs w:val="14"/>
+              </w:rPr>
+            </w:pPr>
+            <w:r>
+              <w:rPr>
+                <w:sz w:val="20"/>
+                <w:szCs w:val="14"/>
+              </w:rPr>
+              <w:t xml:space="preserve">    return </w:t>
+            </w:r>
+            <w:proofErr w:type="gramStart"/>
+            <w:r>
+              <w:rPr>
+                <w:sz w:val="20"/>
+                <w:szCs w:val="14"/>
+              </w:rPr>
+              <w:t>View(</w:t>
+            </w:r>
+            <w:proofErr w:type="spellStart"/>
+            <w:proofErr w:type="gramEnd"/>
+            <w:r>
+              <w:rPr>
+                <w:sz w:val="20"/>
+                <w:szCs w:val="14"/>
+              </w:rPr>
+              <w:t>supplierOrders.Select</w:t>
+            </w:r>
+            <w:proofErr w:type="spellEnd"/>
+            <w:r>
+              <w:rPr>
+                <w:sz w:val="20"/>
+                <w:szCs w:val="14"/>
+              </w:rPr>
+              <w:t xml:space="preserve">(op =&gt; </w:t>
+            </w:r>
+            <w:proofErr w:type="spellStart"/>
+            <w:r>
+              <w:rPr>
+                <w:sz w:val="20"/>
+                <w:szCs w:val="14"/>
+              </w:rPr>
+              <w:t>op.Orders</w:t>
+            </w:r>
+            <w:proofErr w:type="spellEnd"/>
+            <w:r>
+              <w:rPr>
+                <w:sz w:val="20"/>
+                <w:szCs w:val="14"/>
+              </w:rPr>
+              <w:t>).Distinct().</w:t>
+            </w:r>
+            <w:proofErr w:type="spellStart"/>
+            <w:r>
+              <w:rPr>
+                <w:sz w:val="20"/>
+                <w:szCs w:val="14"/>
+              </w:rPr>
+              <w:t>ToList</w:t>
+            </w:r>
+            <w:proofErr w:type="spellEnd"/>
+            <w:r>
+              <w:rPr>
+                <w:sz w:val="20"/>
+                <w:szCs w:val="14"/>
+              </w:rPr>
+              <w:t>());</w:t>
+            </w:r>
+          </w:p>
+          <w:p>
+            <w:pPr>
+              <w:pStyle w:val="Text"/>
+              <w:spacing w:line="240" w:lineRule="auto"/>
+            </w:pPr>
+            <w:r>
+              <w:rPr>
+                <w:sz w:val="20"/>
+                <w:szCs w:val="14"/>
+              </w:rPr>
+              <w:t>}</w:t>
+            </w:r>
           </w:p>
         </w:tc>
       </w:tr>
@@ -2065,7 +3779,6 @@
         <w:rPr>
           <w:color w:val="FF0000"/>
         </w:rPr>
-        <w:lastRenderedPageBreak/>
         <w:t>[Add additional rows as needed then delete this instruction]</w:t>
       </w:r>
       <w:r>
@@ -2082,12 +3795,12 @@
           <w:color w:val="FF0000"/>
         </w:rPr>
         <w:sectPr>
-          <w:headerReference w:type="even" r:id="rId11"/>
-          <w:headerReference w:type="default" r:id="rId12"/>
-          <w:footerReference w:type="even" r:id="rId13"/>
-          <w:footerReference w:type="default" r:id="rId14"/>
-          <w:headerReference w:type="first" r:id="rId15"/>
-          <w:footerReference w:type="first" r:id="rId16"/>
+          <w:headerReference w:type="even" r:id="rId13"/>
+          <w:headerReference w:type="default" r:id="rId14"/>
+          <w:footerReference w:type="even" r:id="rId15"/>
+          <w:footerReference w:type="default" r:id="rId16"/>
+          <w:headerReference w:type="first" r:id="rId17"/>
+          <w:footerReference w:type="first" r:id="rId18"/>
           <w:pgSz w:w="16838" w:h="11906" w:orient="landscape" w:code="9"/>
           <w:pgMar w:top="1985" w:right="1134" w:bottom="1134" w:left="1134" w:header="0" w:footer="0" w:gutter="0"/>
           <w:cols w:space="720"/>
@@ -2210,7 +3923,7 @@
       </w:r>
     </w:p>
     <w:sectPr>
-      <w:headerReference w:type="default" r:id="rId17"/>
+      <w:headerReference w:type="default" r:id="rId19"/>
       <w:pgSz w:w="16838" w:h="11906" w:orient="landscape" w:code="9"/>
       <w:pgMar w:top="1985" w:right="1134" w:bottom="1134" w:left="1134" w:header="0" w:footer="0" w:gutter="0"/>
       <w:cols w:space="720"/>
@@ -4055,6 +5768,15 @@
 </file>
 
 <file path=customXml/item1.xml><?xml version="1.0" encoding="utf-8"?>
+<?mso-contentType ?>
+<FormTemplates xmlns="http://schemas.microsoft.com/sharepoint/v3/contenttype/forms">
+  <Display>DocumentLibraryForm</Display>
+  <Edit>DocumentLibraryForm</Edit>
+  <New>DocumentLibraryForm</New>
+</FormTemplates>
+</file>
+
+<file path=customXml/item2.xml><?xml version="1.0" encoding="utf-8"?>
 <p:properties xmlns:p="http://schemas.microsoft.com/office/2006/metadata/properties" xmlns:xsi="http://www.w3.org/2001/XMLSchema-instance" xmlns:pc="http://schemas.microsoft.com/office/infopath/2007/PartnerControls">
   <documentManagement>
     <lcf76f155ced4ddcb4097134ff3c332f xmlns="03002ca9-34ad-434c-ac87-26756c0cdd06">
@@ -4065,15 +5787,6 @@
     <_ip_UnifiedCompliancePolicyProperties xmlns="http://schemas.microsoft.com/sharepoint/v3" xsi:nil="true"/>
   </documentManagement>
 </p:properties>
-</file>
-
-<file path=customXml/item2.xml><?xml version="1.0" encoding="utf-8"?>
-<?mso-contentType ?>
-<FormTemplates xmlns="http://schemas.microsoft.com/sharepoint/v3/contenttype/forms">
-  <Display>DocumentLibraryForm</Display>
-  <Edit>DocumentLibraryForm</Edit>
-  <New>DocumentLibraryForm</New>
-</FormTemplates>
 </file>
 
 <file path=customXml/item3.xml><?xml version="1.0" encoding="utf-8"?>
@@ -4355,6 +6068,14 @@
 </file>
 
 <file path=customXml/itemProps1.xml><?xml version="1.0" encoding="utf-8"?>
+<ds:datastoreItem xmlns:ds="http://schemas.openxmlformats.org/officeDocument/2006/customXml" ds:itemID="{3090D552-63EF-48E3-A3C5-B15849294E8A}">
+  <ds:schemaRefs>
+    <ds:schemaRef ds:uri="http://schemas.microsoft.com/sharepoint/v3/contenttype/forms"/>
+  </ds:schemaRefs>
+</ds:datastoreItem>
+</file>
+
+<file path=customXml/itemProps2.xml><?xml version="1.0" encoding="utf-8"?>
 <ds:datastoreItem xmlns:ds="http://schemas.openxmlformats.org/officeDocument/2006/customXml" ds:itemID="{8FA2BB78-7E7F-47E4-98EE-7B83F5E70C59}">
   <ds:schemaRefs>
     <ds:schemaRef ds:uri="http://schemas.microsoft.com/office/2006/metadata/properties"/>
@@ -4362,14 +6083,6 @@
     <ds:schemaRef ds:uri="03002ca9-34ad-434c-ac87-26756c0cdd06"/>
     <ds:schemaRef ds:uri="477676f7-3aaa-488c-8018-0d93153801a5"/>
     <ds:schemaRef ds:uri="http://schemas.microsoft.com/sharepoint/v3"/>
-  </ds:schemaRefs>
-</ds:datastoreItem>
-</file>
-
-<file path=customXml/itemProps2.xml><?xml version="1.0" encoding="utf-8"?>
-<ds:datastoreItem xmlns:ds="http://schemas.openxmlformats.org/officeDocument/2006/customXml" ds:itemID="{3090D552-63EF-48E3-A3C5-B15849294E8A}">
-  <ds:schemaRefs>
-    <ds:schemaRef ds:uri="http://schemas.microsoft.com/sharepoint/v3/contenttype/forms"/>
   </ds:schemaRefs>
 </ds:datastoreItem>
 </file>

--- a/Task2/Task2_AI_Log.docx
+++ b/Task2/Task2_AI_Log.docx
@@ -43,20 +43,24 @@
     <w:tbl>
       <w:tblPr>
         <w:tblStyle w:val="TableGrid"/>
-        <w:tblW w:w="5000" w:type="pct"/>
+        <w:tblW w:w="5233" w:type="pct"/>
         <w:tblLayout w:type="fixed"/>
         <w:tblLook w:val="04A0" w:firstRow="1" w:lastRow="0" w:firstColumn="1" w:lastColumn="0" w:noHBand="0" w:noVBand="1"/>
       </w:tblPr>
       <w:tblGrid>
-        <w:gridCol w:w="3539"/>
-        <w:gridCol w:w="3741"/>
-        <w:gridCol w:w="3640"/>
-        <w:gridCol w:w="3640"/>
+        <w:gridCol w:w="2963"/>
+        <w:gridCol w:w="3132"/>
+        <w:gridCol w:w="3047"/>
+        <w:gridCol w:w="3048"/>
+        <w:gridCol w:w="3048"/>
       </w:tblGrid>
       <w:tr>
-        <w:tc>
-          <w:tcPr>
-            <w:tcW w:w="3539" w:type="dxa"/>
+        <w:trPr>
+          <w:trHeight w:val="389"/>
+        </w:trPr>
+        <w:tc>
+          <w:tcPr>
+            <w:tcW w:w="2963" w:type="dxa"/>
             <w:shd w:val="clear" w:color="auto" w:fill="DFE1E1"/>
           </w:tcPr>
           <w:p>
@@ -102,8 +106,8 @@
         </w:tc>
         <w:tc>
           <w:tcPr>
-            <w:tcW w:w="11021" w:type="dxa"/>
-            <w:gridSpan w:val="3"/>
+            <w:tcW w:w="12275" w:type="dxa"/>
+            <w:gridSpan w:val="4"/>
             <w:shd w:val="clear" w:color="auto" w:fill="FFFFFF" w:themeFill="background1"/>
           </w:tcPr>
           <w:p>
@@ -117,9 +121,12 @@
         </w:tc>
       </w:tr>
       <w:tr>
-        <w:tc>
-          <w:tcPr>
-            <w:tcW w:w="3539" w:type="dxa"/>
+        <w:trPr>
+          <w:trHeight w:val="404"/>
+        </w:trPr>
+        <w:tc>
+          <w:tcPr>
+            <w:tcW w:w="2963" w:type="dxa"/>
             <w:shd w:val="clear" w:color="auto" w:fill="DFE1E1"/>
           </w:tcPr>
           <w:p>
@@ -137,7 +144,7 @@
         </w:tc>
         <w:tc>
           <w:tcPr>
-            <w:tcW w:w="3741" w:type="dxa"/>
+            <w:tcW w:w="3132" w:type="dxa"/>
             <w:shd w:val="clear" w:color="auto" w:fill="DFE1E1"/>
           </w:tcPr>
           <w:p>
@@ -155,7 +162,7 @@
         </w:tc>
         <w:tc>
           <w:tcPr>
-            <w:tcW w:w="3640" w:type="dxa"/>
+            <w:tcW w:w="3047" w:type="dxa"/>
             <w:shd w:val="clear" w:color="auto" w:fill="DFE1E1"/>
           </w:tcPr>
           <w:p>
@@ -173,7 +180,7 @@
         </w:tc>
         <w:tc>
           <w:tcPr>
-            <w:tcW w:w="3640" w:type="dxa"/>
+            <w:tcW w:w="3048" w:type="dxa"/>
             <w:shd w:val="clear" w:color="auto" w:fill="DFE1E1"/>
           </w:tcPr>
           <w:p>
@@ -181,19 +188,32 @@
               <w:pStyle w:val="Tablehead"/>
             </w:pPr>
             <w:r>
-              <w:rPr>
-                <w:bCs/>
-                <w:lang w:val="en-GB"/>
-              </w:rPr>
-              <w:t>Review of generated code</w:t>
+              <w:t>Generated Code</w:t>
+            </w:r>
+          </w:p>
+        </w:tc>
+        <w:tc>
+          <w:tcPr>
+            <w:tcW w:w="3048" w:type="dxa"/>
+            <w:shd w:val="clear" w:color="auto" w:fill="DFE1E1"/>
+          </w:tcPr>
+          <w:p>
+            <w:pPr>
+              <w:pStyle w:val="Tablehead"/>
+            </w:pPr>
+            <w:r>
+              <w:t>Review of Code</w:t>
             </w:r>
           </w:p>
         </w:tc>
       </w:tr>
       <w:tr>
-        <w:tc>
-          <w:tcPr>
-            <w:tcW w:w="3539" w:type="dxa"/>
+        <w:trPr>
+          <w:trHeight w:val="7283"/>
+        </w:trPr>
+        <w:tc>
+          <w:tcPr>
+            <w:tcW w:w="2963" w:type="dxa"/>
           </w:tcPr>
           <w:p>
             <w:pPr>
@@ -206,7 +226,7 @@
         </w:tc>
         <w:tc>
           <w:tcPr>
-            <w:tcW w:w="3741" w:type="dxa"/>
+            <w:tcW w:w="3132" w:type="dxa"/>
           </w:tcPr>
           <w:p>
             <w:pPr>
@@ -284,7 +304,7 @@
         </w:tc>
         <w:tc>
           <w:tcPr>
-            <w:tcW w:w="3640" w:type="dxa"/>
+            <w:tcW w:w="3047" w:type="dxa"/>
           </w:tcPr>
           <w:p>
             <w:pPr>
@@ -340,7 +360,7 @@
         </w:tc>
         <w:tc>
           <w:tcPr>
-            <w:tcW w:w="3640" w:type="dxa"/>
+            <w:tcW w:w="3048" w:type="dxa"/>
           </w:tcPr>
           <w:p>
             <w:pPr>
@@ -702,6 +722,7 @@
                 <w:sz w:val="18"/>
                 <w:szCs w:val="12"/>
               </w:rPr>
+              <w:lastRenderedPageBreak/>
               <w:t>// THEN - create all users after roles exist</w:t>
             </w:r>
           </w:p>
@@ -798,7 +819,6 @@
                 <w:sz w:val="18"/>
                 <w:szCs w:val="12"/>
               </w:rPr>
-              <w:lastRenderedPageBreak/>
               <w:t>{</w:t>
             </w:r>
           </w:p>
@@ -1110,13 +1130,29 @@
               </w:rPr>
               <w:t>// rest of your users below...</w:t>
             </w:r>
+          </w:p>
+        </w:tc>
+        <w:tc>
+          <w:tcPr>
+            <w:tcW w:w="3048" w:type="dxa"/>
+          </w:tcPr>
+          <w:p>
+            <w:pPr>
+              <w:pStyle w:val="Text"/>
+              <w:rPr>
+                <w:rFonts w:cs="Arial"/>
+              </w:rPr>
+            </w:pPr>
           </w:p>
         </w:tc>
       </w:tr>
       <w:tr>
-        <w:tc>
-          <w:tcPr>
-            <w:tcW w:w="3539" w:type="dxa"/>
+        <w:trPr>
+          <w:trHeight w:val="2157"/>
+        </w:trPr>
+        <w:tc>
+          <w:tcPr>
+            <w:tcW w:w="2963" w:type="dxa"/>
           </w:tcPr>
           <w:p>
             <w:pPr>
@@ -1130,7 +1166,7 @@
         </w:tc>
         <w:tc>
           <w:tcPr>
-            <w:tcW w:w="3741" w:type="dxa"/>
+            <w:tcW w:w="3132" w:type="dxa"/>
           </w:tcPr>
           <w:p>
             <w:pPr>
@@ -1213,7 +1249,7 @@
         </w:tc>
         <w:tc>
           <w:tcPr>
-            <w:tcW w:w="3640" w:type="dxa"/>
+            <w:tcW w:w="3047" w:type="dxa"/>
           </w:tcPr>
           <w:p>
             <w:pPr>
@@ -1277,7 +1313,7 @@
         </w:tc>
         <w:tc>
           <w:tcPr>
-            <w:tcW w:w="3640" w:type="dxa"/>
+            <w:tcW w:w="3048" w:type="dxa"/>
           </w:tcPr>
           <w:p>
             <w:pPr>
@@ -1302,27 +1338,42 @@
             <w:r>
               <w:t>; set; } // Change to string to match Identity</w:t>
             </w:r>
+          </w:p>
+        </w:tc>
+        <w:tc>
+          <w:tcPr>
+            <w:tcW w:w="3048" w:type="dxa"/>
+          </w:tcPr>
+          <w:p>
+            <w:pPr>
+              <w:pStyle w:val="Text"/>
+              <w:rPr>
+                <w:rFonts w:cs="Arial"/>
+              </w:rPr>
+            </w:pPr>
           </w:p>
         </w:tc>
       </w:tr>
       <w:tr>
-        <w:tc>
-          <w:tcPr>
-            <w:tcW w:w="3539" w:type="dxa"/>
-          </w:tcPr>
-          <w:p>
-            <w:pPr>
-              <w:pStyle w:val="Text"/>
-            </w:pPr>
-            <w:r>
-              <w:lastRenderedPageBreak/>
+        <w:trPr>
+          <w:trHeight w:val="3746"/>
+        </w:trPr>
+        <w:tc>
+          <w:tcPr>
+            <w:tcW w:w="2963" w:type="dxa"/>
+          </w:tcPr>
+          <w:p>
+            <w:pPr>
+              <w:pStyle w:val="Text"/>
+            </w:pPr>
+            <w:r>
               <w:t xml:space="preserve">When I pressed “add to basket” it sent me to an error 401 page </w:t>
             </w:r>
           </w:p>
         </w:tc>
         <w:tc>
           <w:tcPr>
-            <w:tcW w:w="3741" w:type="dxa"/>
+            <w:tcW w:w="3132" w:type="dxa"/>
           </w:tcPr>
           <w:p>
             <w:pPr>
@@ -1335,7 +1386,7 @@
         </w:tc>
         <w:tc>
           <w:tcPr>
-            <w:tcW w:w="3640" w:type="dxa"/>
+            <w:tcW w:w="3047" w:type="dxa"/>
           </w:tcPr>
           <w:p>
             <w:pPr>
@@ -1463,7 +1514,7 @@
         </w:tc>
         <w:tc>
           <w:tcPr>
-            <w:tcW w:w="3640" w:type="dxa"/>
+            <w:tcW w:w="3048" w:type="dxa"/>
           </w:tcPr>
           <w:p>
             <w:pPr>
@@ -1674,17 +1725,36 @@
             </w:r>
           </w:p>
         </w:tc>
+        <w:tc>
+          <w:tcPr>
+            <w:tcW w:w="3048" w:type="dxa"/>
+          </w:tcPr>
+          <w:p>
+            <w:pPr>
+              <w:pStyle w:val="Text"/>
+              <w:rPr>
+                <w:rStyle w:val="token"/>
+                <w:rFonts w:cs="Arial"/>
+                <w:color w:val="2B303B"/>
+              </w:rPr>
+            </w:pPr>
+          </w:p>
+        </w:tc>
       </w:tr>
       <w:tr>
-        <w:tc>
-          <w:tcPr>
-            <w:tcW w:w="3539" w:type="dxa"/>
-          </w:tcPr>
-          <w:p>
-            <w:pPr>
-              <w:pStyle w:val="Text"/>
-            </w:pPr>
-            <w:r>
+        <w:trPr>
+          <w:trHeight w:val="2937"/>
+        </w:trPr>
+        <w:tc>
+          <w:tcPr>
+            <w:tcW w:w="2963" w:type="dxa"/>
+          </w:tcPr>
+          <w:p>
+            <w:pPr>
+              <w:pStyle w:val="Text"/>
+            </w:pPr>
+            <w:r>
+              <w:lastRenderedPageBreak/>
               <w:t>The name “</w:t>
             </w:r>
             <w:proofErr w:type="spellStart"/>
@@ -1699,7 +1769,7 @@
         </w:tc>
         <w:tc>
           <w:tcPr>
-            <w:tcW w:w="3741" w:type="dxa"/>
+            <w:tcW w:w="3132" w:type="dxa"/>
           </w:tcPr>
           <w:p>
             <w:pPr>
@@ -1729,6 +1799,9 @@
               <w:pStyle w:val="Text"/>
             </w:pPr>
             <w:r>
+              <w:rPr>
+                <w:noProof/>
+              </w:rPr>
               <w:drawing>
                 <wp:inline distT="0" distB="0" distL="0" distR="0" wp14:anchorId="0ABC2EB0" wp14:editId="7057BACD">
                   <wp:extent cx="2190750" cy="890828"/>
@@ -1772,7 +1845,7 @@
         </w:tc>
         <w:tc>
           <w:tcPr>
-            <w:tcW w:w="3640" w:type="dxa"/>
+            <w:tcW w:w="3047" w:type="dxa"/>
           </w:tcPr>
           <w:p>
             <w:pPr>
@@ -1880,7 +1953,7 @@
         </w:tc>
         <w:tc>
           <w:tcPr>
-            <w:tcW w:w="3640" w:type="dxa"/>
+            <w:tcW w:w="3048" w:type="dxa"/>
           </w:tcPr>
           <w:p>
             <w:pPr>
@@ -1969,13 +2042,29 @@
             <w:r>
               <w:t>&lt;/a&gt;</w:t>
             </w:r>
+          </w:p>
+        </w:tc>
+        <w:tc>
+          <w:tcPr>
+            <w:tcW w:w="3048" w:type="dxa"/>
+          </w:tcPr>
+          <w:p>
+            <w:pPr>
+              <w:pStyle w:val="Text"/>
+              <w:rPr>
+                <w:rFonts w:cs="Arial"/>
+              </w:rPr>
+            </w:pPr>
           </w:p>
         </w:tc>
       </w:tr>
       <w:tr>
-        <w:tc>
-          <w:tcPr>
-            <w:tcW w:w="3539" w:type="dxa"/>
+        <w:trPr>
+          <w:trHeight w:val="1963"/>
+        </w:trPr>
+        <w:tc>
+          <w:tcPr>
+            <w:tcW w:w="2963" w:type="dxa"/>
           </w:tcPr>
           <w:p>
             <w:pPr>
@@ -1988,7 +2077,7 @@
         </w:tc>
         <w:tc>
           <w:tcPr>
-            <w:tcW w:w="3741" w:type="dxa"/>
+            <w:tcW w:w="3132" w:type="dxa"/>
           </w:tcPr>
           <w:p>
             <w:pPr>
@@ -2036,6 +2125,9 @@
               <w:pStyle w:val="Text"/>
             </w:pPr>
             <w:r>
+              <w:rPr>
+                <w:noProof/>
+              </w:rPr>
               <w:drawing>
                 <wp:inline distT="0" distB="0" distL="0" distR="0" wp14:anchorId="0AFEA4BC" wp14:editId="6602829B">
                   <wp:extent cx="1419225" cy="905817"/>
@@ -2076,14 +2168,13 @@
         </w:tc>
         <w:tc>
           <w:tcPr>
-            <w:tcW w:w="3640" w:type="dxa"/>
-          </w:tcPr>
-          <w:p>
-            <w:pPr>
-              <w:pStyle w:val="Text"/>
-            </w:pPr>
-            <w:r>
-              <w:lastRenderedPageBreak/>
+            <w:tcW w:w="3047" w:type="dxa"/>
+          </w:tcPr>
+          <w:p>
+            <w:pPr>
+              <w:pStyle w:val="Text"/>
+            </w:pPr>
+            <w:r>
               <w:t xml:space="preserve">The checkout button is inside the </w:t>
             </w:r>
             <w:r>
@@ -2144,7 +2235,7 @@
         </w:tc>
         <w:tc>
           <w:tcPr>
-            <w:tcW w:w="3640" w:type="dxa"/>
+            <w:tcW w:w="3048" w:type="dxa"/>
           </w:tcPr>
           <w:p>
             <w:pPr>
@@ -2228,16 +2319,251 @@
                 <w:sz w:val="16"/>
                 <w:szCs w:val="10"/>
               </w:rPr>
+              <w:t xml:space="preserve">            &lt;span&gt;£@(((decimal)</w:t>
+            </w:r>
+            <w:proofErr w:type="spellStart"/>
+            <w:r>
+              <w:rPr>
+                <w:sz w:val="16"/>
+                <w:szCs w:val="10"/>
+              </w:rPr>
+              <w:t>ViewBag.Subtotal</w:t>
+            </w:r>
+            <w:proofErr w:type="spellEnd"/>
+            <w:proofErr w:type="gramStart"/>
+            <w:r>
+              <w:rPr>
+                <w:sz w:val="16"/>
+                <w:szCs w:val="10"/>
+              </w:rPr>
+              <w:t>).</w:t>
+            </w:r>
+            <w:proofErr w:type="spellStart"/>
+            <w:r>
+              <w:rPr>
+                <w:sz w:val="16"/>
+                <w:szCs w:val="10"/>
+              </w:rPr>
+              <w:t>ToString</w:t>
+            </w:r>
+            <w:proofErr w:type="spellEnd"/>
+            <w:proofErr w:type="gramEnd"/>
+            <w:r>
+              <w:rPr>
+                <w:sz w:val="16"/>
+                <w:szCs w:val="10"/>
+              </w:rPr>
+              <w:t>("0.00"))&lt;/span&gt;</w:t>
+            </w:r>
+          </w:p>
+          <w:p>
+            <w:pPr>
+              <w:pStyle w:val="Text"/>
+              <w:spacing w:line="240" w:lineRule="auto"/>
+              <w:rPr>
+                <w:sz w:val="16"/>
+                <w:szCs w:val="10"/>
+              </w:rPr>
+            </w:pPr>
+            <w:r>
+              <w:rPr>
+                <w:sz w:val="16"/>
+                <w:szCs w:val="10"/>
+              </w:rPr>
+              <w:t xml:space="preserve">        &lt;/div&gt;</w:t>
+            </w:r>
+          </w:p>
+          <w:p>
+            <w:pPr>
+              <w:pStyle w:val="Text"/>
+              <w:spacing w:line="240" w:lineRule="auto"/>
+              <w:rPr>
+                <w:sz w:val="16"/>
+                <w:szCs w:val="10"/>
+              </w:rPr>
+            </w:pPr>
+            <w:r>
+              <w:rPr>
+                <w:sz w:val="16"/>
+                <w:szCs w:val="10"/>
+              </w:rPr>
+              <w:t xml:space="preserve">        &lt;div&gt;</w:t>
+            </w:r>
+          </w:p>
+          <w:p>
+            <w:pPr>
+              <w:pStyle w:val="Text"/>
+              <w:spacing w:line="240" w:lineRule="auto"/>
+              <w:rPr>
+                <w:sz w:val="16"/>
+                <w:szCs w:val="10"/>
+              </w:rPr>
+            </w:pPr>
+            <w:r>
+              <w:rPr>
+                <w:sz w:val="16"/>
+                <w:szCs w:val="10"/>
+              </w:rPr>
+              <w:t xml:space="preserve">            &lt;span&gt;Loyalty Discount (@</w:t>
+            </w:r>
+            <w:proofErr w:type="gramStart"/>
+            <w:r>
+              <w:rPr>
+                <w:sz w:val="16"/>
+                <w:szCs w:val="10"/>
+              </w:rPr>
+              <w:t>ViewBag.Tier):&lt;</w:t>
+            </w:r>
+            <w:proofErr w:type="gramEnd"/>
+            <w:r>
+              <w:rPr>
+                <w:sz w:val="16"/>
+                <w:szCs w:val="10"/>
+              </w:rPr>
+              <w:t>/span&gt;</w:t>
+            </w:r>
+          </w:p>
+          <w:p>
+            <w:pPr>
+              <w:pStyle w:val="Text"/>
+              <w:spacing w:line="240" w:lineRule="auto"/>
+              <w:rPr>
+                <w:sz w:val="16"/>
+                <w:szCs w:val="10"/>
+              </w:rPr>
+            </w:pPr>
+            <w:r>
+              <w:rPr>
+                <w:sz w:val="16"/>
+                <w:szCs w:val="10"/>
+              </w:rPr>
+              <w:t xml:space="preserve">            &lt;span&gt;-£@(((decimal)ViewBag.DiscountAmount</w:t>
+            </w:r>
+            <w:proofErr w:type="gramStart"/>
+            <w:r>
+              <w:rPr>
+                <w:sz w:val="16"/>
+                <w:szCs w:val="10"/>
+              </w:rPr>
+              <w:t>).ToString</w:t>
+            </w:r>
+            <w:proofErr w:type="gramEnd"/>
+            <w:r>
+              <w:rPr>
+                <w:sz w:val="16"/>
+                <w:szCs w:val="10"/>
+              </w:rPr>
+              <w:t>("0.00"))&lt;/span&gt;</w:t>
+            </w:r>
+          </w:p>
+          <w:p>
+            <w:pPr>
+              <w:pStyle w:val="Text"/>
+              <w:spacing w:line="240" w:lineRule="auto"/>
+              <w:rPr>
+                <w:sz w:val="16"/>
+                <w:szCs w:val="10"/>
+              </w:rPr>
+            </w:pPr>
+            <w:r>
+              <w:rPr>
+                <w:sz w:val="16"/>
+                <w:szCs w:val="10"/>
+              </w:rPr>
+              <w:t xml:space="preserve">        &lt;/div&gt;</w:t>
+            </w:r>
+          </w:p>
+          <w:p>
+            <w:pPr>
+              <w:pStyle w:val="Text"/>
+              <w:spacing w:line="240" w:lineRule="auto"/>
+              <w:rPr>
+                <w:sz w:val="16"/>
+                <w:szCs w:val="10"/>
+              </w:rPr>
+            </w:pPr>
+            <w:r>
+              <w:rPr>
+                <w:sz w:val="16"/>
+                <w:szCs w:val="10"/>
+              </w:rPr>
+              <w:t xml:space="preserve">        &lt;</w:t>
+            </w:r>
+            <w:proofErr w:type="spellStart"/>
+            <w:r>
+              <w:rPr>
+                <w:sz w:val="16"/>
+                <w:szCs w:val="10"/>
+              </w:rPr>
+              <w:t>hr</w:t>
+            </w:r>
+            <w:proofErr w:type="spellEnd"/>
+            <w:r>
+              <w:rPr>
+                <w:sz w:val="16"/>
+                <w:szCs w:val="10"/>
+              </w:rPr>
+              <w:t xml:space="preserve"> /&gt;</w:t>
+            </w:r>
+          </w:p>
+          <w:p>
+            <w:pPr>
+              <w:pStyle w:val="Text"/>
+              <w:spacing w:line="240" w:lineRule="auto"/>
+              <w:rPr>
+                <w:sz w:val="16"/>
+                <w:szCs w:val="10"/>
+              </w:rPr>
+            </w:pPr>
+            <w:r>
+              <w:rPr>
+                <w:sz w:val="16"/>
+                <w:szCs w:val="10"/>
+              </w:rPr>
+              <w:t xml:space="preserve">        &lt;div&gt;</w:t>
+            </w:r>
+          </w:p>
+          <w:p>
+            <w:pPr>
+              <w:pStyle w:val="Text"/>
+              <w:spacing w:line="240" w:lineRule="auto"/>
+              <w:rPr>
+                <w:sz w:val="16"/>
+                <w:szCs w:val="10"/>
+              </w:rPr>
+            </w:pPr>
+            <w:r>
+              <w:rPr>
+                <w:sz w:val="16"/>
+                <w:szCs w:val="10"/>
+              </w:rPr>
+              <w:t xml:space="preserve">            &lt;strong&gt;Total:&lt;/strong&gt;</w:t>
+            </w:r>
+          </w:p>
+          <w:p>
+            <w:pPr>
+              <w:pStyle w:val="Text"/>
+              <w:spacing w:line="240" w:lineRule="auto"/>
+              <w:rPr>
+                <w:sz w:val="16"/>
+                <w:szCs w:val="10"/>
+              </w:rPr>
+            </w:pPr>
+            <w:r>
+              <w:rPr>
+                <w:sz w:val="16"/>
+                <w:szCs w:val="10"/>
+              </w:rPr>
               <w:lastRenderedPageBreak/>
-              <w:t xml:space="preserve">            &lt;span&gt;£@(((decimal)</w:t>
-            </w:r>
-            <w:proofErr w:type="spellStart"/>
-            <w:r>
-              <w:rPr>
-                <w:sz w:val="16"/>
-                <w:szCs w:val="10"/>
-              </w:rPr>
-              <w:t>ViewBag.Subtotal</w:t>
+              <w:t xml:space="preserve">            &lt;strong&gt;£@(((decimal)</w:t>
+            </w:r>
+            <w:proofErr w:type="spellStart"/>
+            <w:r>
+              <w:rPr>
+                <w:sz w:val="16"/>
+                <w:szCs w:val="10"/>
+              </w:rPr>
+              <w:t>ViewBag.Total</w:t>
             </w:r>
             <w:proofErr w:type="spellEnd"/>
             <w:proofErr w:type="gramStart"/>
@@ -2263,7 +2589,7 @@
                 <w:sz w:val="16"/>
                 <w:szCs w:val="10"/>
               </w:rPr>
-              <w:t>("0.00"))&lt;/span&gt;</w:t>
+              <w:t>("0.00"))&lt;/strong&gt;</w:t>
             </w:r>
           </w:p>
           <w:p>
@@ -2292,13 +2618,6 @@
                 <w:szCs w:val="10"/>
               </w:rPr>
             </w:pPr>
-            <w:r>
-              <w:rPr>
-                <w:sz w:val="16"/>
-                <w:szCs w:val="10"/>
-              </w:rPr>
-              <w:t xml:space="preserve">        &lt;div&gt;</w:t>
-            </w:r>
           </w:p>
           <w:p>
             <w:pPr>
@@ -2314,7 +2633,7 @@
                 <w:sz w:val="16"/>
                 <w:szCs w:val="10"/>
               </w:rPr>
-              <w:t xml:space="preserve">            &lt;span&gt;Loyalty Discount (@</w:t>
+              <w:t xml:space="preserve">        </w:t>
             </w:r>
             <w:proofErr w:type="gramStart"/>
             <w:r>
@@ -2322,7 +2641,7 @@
                 <w:sz w:val="16"/>
                 <w:szCs w:val="10"/>
               </w:rPr>
-              <w:t>ViewBag.Tier):&lt;</w:t>
+              <w:t>&lt;!--</w:t>
             </w:r>
             <w:proofErr w:type="gramEnd"/>
             <w:r>
@@ -2330,7 +2649,7 @@
                 <w:sz w:val="16"/>
                 <w:szCs w:val="10"/>
               </w:rPr>
-              <w:t>/span&gt;</w:t>
+              <w:t xml:space="preserve"> MOVED HERE --&gt;</w:t>
             </w:r>
           </w:p>
           <w:p>
@@ -2347,7 +2666,7 @@
                 <w:sz w:val="16"/>
                 <w:szCs w:val="10"/>
               </w:rPr>
-              <w:t xml:space="preserve">            &lt;span&gt;-£@(((decimal)ViewBag.DiscountAmount</w:t>
+              <w:t xml:space="preserve">        &lt;</w:t>
             </w:r>
             <w:proofErr w:type="gramStart"/>
             <w:r>
@@ -2355,7 +2674,7 @@
                 <w:sz w:val="16"/>
                 <w:szCs w:val="10"/>
               </w:rPr>
-              <w:t>).ToString</w:t>
+              <w:t>a</w:t>
             </w:r>
             <w:proofErr w:type="gramEnd"/>
             <w:r>
@@ -2363,7 +2682,7 @@
                 <w:sz w:val="16"/>
                 <w:szCs w:val="10"/>
               </w:rPr>
-              <w:t>("0.00"))&lt;/span&gt;</w:t>
+              <w:t xml:space="preserve"> asp-controller="Orders"</w:t>
             </w:r>
           </w:p>
           <w:p>
@@ -2380,7 +2699,7 @@
                 <w:sz w:val="16"/>
                 <w:szCs w:val="10"/>
               </w:rPr>
-              <w:t xml:space="preserve">        &lt;/div&gt;</w:t>
+              <w:t xml:space="preserve">           asp-action="Create"</w:t>
             </w:r>
           </w:p>
           <w:p>
@@ -2397,23 +2716,39 @@
                 <w:sz w:val="16"/>
                 <w:szCs w:val="10"/>
               </w:rPr>
-              <w:t xml:space="preserve">        &lt;</w:t>
-            </w:r>
-            <w:proofErr w:type="spellStart"/>
-            <w:r>
-              <w:rPr>
-                <w:sz w:val="16"/>
-                <w:szCs w:val="10"/>
-              </w:rPr>
-              <w:t>hr</w:t>
-            </w:r>
-            <w:proofErr w:type="spellEnd"/>
-            <w:r>
-              <w:rPr>
-                <w:sz w:val="16"/>
-                <w:szCs w:val="10"/>
-              </w:rPr>
-              <w:t xml:space="preserve"> /&gt;</w:t>
+              <w:t xml:space="preserve">           asp-route-</w:t>
+            </w:r>
+            <w:proofErr w:type="spellStart"/>
+            <w:r>
+              <w:rPr>
+                <w:sz w:val="16"/>
+                <w:szCs w:val="10"/>
+              </w:rPr>
+              <w:t>basketId</w:t>
+            </w:r>
+            <w:proofErr w:type="spellEnd"/>
+            <w:r>
+              <w:rPr>
+                <w:sz w:val="16"/>
+                <w:szCs w:val="10"/>
+              </w:rPr>
+              <w:t>="@</w:t>
+            </w:r>
+            <w:proofErr w:type="spellStart"/>
+            <w:r>
+              <w:rPr>
+                <w:sz w:val="16"/>
+                <w:szCs w:val="10"/>
+              </w:rPr>
+              <w:t>ViewBag.BasketId</w:t>
+            </w:r>
+            <w:proofErr w:type="spellEnd"/>
+            <w:r>
+              <w:rPr>
+                <w:sz w:val="16"/>
+                <w:szCs w:val="10"/>
+              </w:rPr>
+              <w:t>"</w:t>
             </w:r>
           </w:p>
           <w:p>
@@ -2430,7 +2765,39 @@
                 <w:sz w:val="16"/>
                 <w:szCs w:val="10"/>
               </w:rPr>
-              <w:t xml:space="preserve">        &lt;div&gt;</w:t>
+              <w:t xml:space="preserve">           class="</w:t>
+            </w:r>
+            <w:proofErr w:type="spellStart"/>
+            <w:r>
+              <w:rPr>
+                <w:sz w:val="16"/>
+                <w:szCs w:val="10"/>
+              </w:rPr>
+              <w:t>btn</w:t>
+            </w:r>
+            <w:proofErr w:type="spellEnd"/>
+            <w:r>
+              <w:rPr>
+                <w:sz w:val="16"/>
+                <w:szCs w:val="10"/>
+              </w:rPr>
+              <w:t xml:space="preserve"> </w:t>
+            </w:r>
+            <w:proofErr w:type="spellStart"/>
+            <w:r>
+              <w:rPr>
+                <w:sz w:val="16"/>
+                <w:szCs w:val="10"/>
+              </w:rPr>
+              <w:t>btn</w:t>
+            </w:r>
+            <w:proofErr w:type="spellEnd"/>
+            <w:r>
+              <w:rPr>
+                <w:sz w:val="16"/>
+                <w:szCs w:val="10"/>
+              </w:rPr>
+              <w:t>-primary w-100 mb-2"&gt;</w:t>
             </w:r>
           </w:p>
           <w:p>
@@ -2447,7 +2814,7 @@
                 <w:sz w:val="16"/>
                 <w:szCs w:val="10"/>
               </w:rPr>
-              <w:t xml:space="preserve">            &lt;strong&gt;Total:&lt;/strong&gt;</w:t>
+              <w:t xml:space="preserve">            Proceed to Checkout</w:t>
             </w:r>
           </w:p>
           <w:p>
@@ -2464,41 +2831,7 @@
                 <w:sz w:val="16"/>
                 <w:szCs w:val="10"/>
               </w:rPr>
-              <w:t xml:space="preserve">            &lt;strong&gt;£@(((decimal)</w:t>
-            </w:r>
-            <w:proofErr w:type="spellStart"/>
-            <w:r>
-              <w:rPr>
-                <w:sz w:val="16"/>
-                <w:szCs w:val="10"/>
-              </w:rPr>
-              <w:t>ViewBag.Total</w:t>
-            </w:r>
-            <w:proofErr w:type="spellEnd"/>
-            <w:proofErr w:type="gramStart"/>
-            <w:r>
-              <w:rPr>
-                <w:sz w:val="16"/>
-                <w:szCs w:val="10"/>
-              </w:rPr>
-              <w:t>).</w:t>
-            </w:r>
-            <w:proofErr w:type="spellStart"/>
-            <w:r>
-              <w:rPr>
-                <w:sz w:val="16"/>
-                <w:szCs w:val="10"/>
-              </w:rPr>
-              <w:t>ToString</w:t>
-            </w:r>
-            <w:proofErr w:type="spellEnd"/>
-            <w:proofErr w:type="gramEnd"/>
-            <w:r>
-              <w:rPr>
-                <w:sz w:val="16"/>
-                <w:szCs w:val="10"/>
-              </w:rPr>
-              <w:t>("0.00"))&lt;/strong&gt;</w:t>
+              <w:t xml:space="preserve">        &lt;/a&gt;</w:t>
             </w:r>
           </w:p>
           <w:p>
@@ -2515,7 +2848,7 @@
                 <w:sz w:val="16"/>
                 <w:szCs w:val="10"/>
               </w:rPr>
-              <w:t xml:space="preserve">        &lt;/div&gt;</w:t>
+              <w:t xml:space="preserve">    &lt;/div&gt;</w:t>
             </w:r>
           </w:p>
           <w:p>
@@ -2527,269 +2860,43 @@
                 <w:szCs w:val="10"/>
               </w:rPr>
             </w:pPr>
-          </w:p>
+            <w:r>
+              <w:rPr>
+                <w:sz w:val="16"/>
+                <w:szCs w:val="10"/>
+              </w:rPr>
+              <w:t>}</w:t>
+            </w:r>
+          </w:p>
+        </w:tc>
+        <w:tc>
+          <w:tcPr>
+            <w:tcW w:w="3048" w:type="dxa"/>
+          </w:tcPr>
           <w:p>
             <w:pPr>
               <w:pStyle w:val="Text"/>
               <w:spacing w:line="240" w:lineRule="auto"/>
               <w:rPr>
-                <w:sz w:val="16"/>
-                <w:szCs w:val="10"/>
-              </w:rPr>
-            </w:pPr>
-            <w:r>
-              <w:rPr>
-                <w:sz w:val="16"/>
-                <w:szCs w:val="10"/>
-              </w:rPr>
-              <w:t xml:space="preserve">        </w:t>
-            </w:r>
-            <w:proofErr w:type="gramStart"/>
-            <w:r>
-              <w:rPr>
-                <w:sz w:val="16"/>
-                <w:szCs w:val="10"/>
-              </w:rPr>
-              <w:t>&lt;!--</w:t>
-            </w:r>
-            <w:proofErr w:type="gramEnd"/>
-            <w:r>
-              <w:rPr>
-                <w:sz w:val="16"/>
-                <w:szCs w:val="10"/>
-              </w:rPr>
-              <w:t xml:space="preserve"> MOVED HERE --&gt;</w:t>
-            </w:r>
-          </w:p>
-          <w:p>
-            <w:pPr>
-              <w:pStyle w:val="Text"/>
-              <w:spacing w:line="240" w:lineRule="auto"/>
-              <w:rPr>
-                <w:sz w:val="16"/>
-                <w:szCs w:val="10"/>
-              </w:rPr>
-            </w:pPr>
-            <w:r>
-              <w:rPr>
-                <w:sz w:val="16"/>
-                <w:szCs w:val="10"/>
-              </w:rPr>
-              <w:t xml:space="preserve">        &lt;</w:t>
-            </w:r>
-            <w:proofErr w:type="gramStart"/>
-            <w:r>
-              <w:rPr>
-                <w:sz w:val="16"/>
-                <w:szCs w:val="10"/>
-              </w:rPr>
-              <w:t>a</w:t>
-            </w:r>
-            <w:proofErr w:type="gramEnd"/>
-            <w:r>
-              <w:rPr>
-                <w:sz w:val="16"/>
-                <w:szCs w:val="10"/>
-              </w:rPr>
-              <w:t xml:space="preserve"> asp-controller="Orders"</w:t>
-            </w:r>
-          </w:p>
-          <w:p>
-            <w:pPr>
-              <w:pStyle w:val="Text"/>
-              <w:spacing w:line="240" w:lineRule="auto"/>
-              <w:rPr>
-                <w:sz w:val="16"/>
-                <w:szCs w:val="10"/>
-              </w:rPr>
-            </w:pPr>
-            <w:r>
-              <w:rPr>
-                <w:sz w:val="16"/>
-                <w:szCs w:val="10"/>
-              </w:rPr>
-              <w:t xml:space="preserve">           asp-action="Create"</w:t>
-            </w:r>
-          </w:p>
-          <w:p>
-            <w:pPr>
-              <w:pStyle w:val="Text"/>
-              <w:spacing w:line="240" w:lineRule="auto"/>
-              <w:rPr>
-                <w:sz w:val="16"/>
-                <w:szCs w:val="10"/>
-              </w:rPr>
-            </w:pPr>
-            <w:r>
-              <w:rPr>
-                <w:sz w:val="16"/>
-                <w:szCs w:val="10"/>
-              </w:rPr>
-              <w:t xml:space="preserve">           asp-route-</w:t>
-            </w:r>
-            <w:proofErr w:type="spellStart"/>
-            <w:r>
-              <w:rPr>
-                <w:sz w:val="16"/>
-                <w:szCs w:val="10"/>
-              </w:rPr>
-              <w:t>basketId</w:t>
-            </w:r>
-            <w:proofErr w:type="spellEnd"/>
-            <w:r>
-              <w:rPr>
-                <w:sz w:val="16"/>
-                <w:szCs w:val="10"/>
-              </w:rPr>
-              <w:t>="@</w:t>
-            </w:r>
-            <w:proofErr w:type="spellStart"/>
-            <w:r>
-              <w:rPr>
-                <w:sz w:val="16"/>
-                <w:szCs w:val="10"/>
-              </w:rPr>
-              <w:t>ViewBag.BasketId</w:t>
-            </w:r>
-            <w:proofErr w:type="spellEnd"/>
-            <w:r>
-              <w:rPr>
-                <w:sz w:val="16"/>
-                <w:szCs w:val="10"/>
-              </w:rPr>
-              <w:t>"</w:t>
-            </w:r>
-          </w:p>
-          <w:p>
-            <w:pPr>
-              <w:pStyle w:val="Text"/>
-              <w:spacing w:line="240" w:lineRule="auto"/>
-              <w:rPr>
-                <w:sz w:val="16"/>
-                <w:szCs w:val="10"/>
-              </w:rPr>
-            </w:pPr>
-            <w:r>
-              <w:rPr>
-                <w:sz w:val="16"/>
-                <w:szCs w:val="10"/>
-              </w:rPr>
-              <w:t xml:space="preserve">           class="</w:t>
-            </w:r>
-            <w:proofErr w:type="spellStart"/>
-            <w:r>
-              <w:rPr>
-                <w:sz w:val="16"/>
-                <w:szCs w:val="10"/>
-              </w:rPr>
-              <w:t>btn</w:t>
-            </w:r>
-            <w:proofErr w:type="spellEnd"/>
-            <w:r>
-              <w:rPr>
-                <w:sz w:val="16"/>
-                <w:szCs w:val="10"/>
-              </w:rPr>
-              <w:t xml:space="preserve"> </w:t>
-            </w:r>
-            <w:proofErr w:type="spellStart"/>
-            <w:r>
-              <w:rPr>
-                <w:sz w:val="16"/>
-                <w:szCs w:val="10"/>
-              </w:rPr>
-              <w:t>btn</w:t>
-            </w:r>
-            <w:proofErr w:type="spellEnd"/>
-            <w:r>
-              <w:rPr>
-                <w:sz w:val="16"/>
-                <w:szCs w:val="10"/>
-              </w:rPr>
-              <w:t>-primary w-100 mb-2"&gt;</w:t>
-            </w:r>
-          </w:p>
-          <w:p>
-            <w:pPr>
-              <w:pStyle w:val="Text"/>
-              <w:spacing w:line="240" w:lineRule="auto"/>
-              <w:rPr>
-                <w:sz w:val="16"/>
-                <w:szCs w:val="10"/>
-              </w:rPr>
-            </w:pPr>
-            <w:r>
-              <w:rPr>
-                <w:sz w:val="16"/>
-                <w:szCs w:val="10"/>
-              </w:rPr>
-              <w:t xml:space="preserve">            Proceed to Checkout</w:t>
-            </w:r>
-          </w:p>
-          <w:p>
-            <w:pPr>
-              <w:pStyle w:val="Text"/>
-              <w:spacing w:line="240" w:lineRule="auto"/>
-              <w:rPr>
-                <w:sz w:val="16"/>
-                <w:szCs w:val="10"/>
-              </w:rPr>
-            </w:pPr>
-            <w:r>
-              <w:rPr>
-                <w:sz w:val="16"/>
-                <w:szCs w:val="10"/>
-              </w:rPr>
-              <w:t xml:space="preserve">        &lt;/a&gt;</w:t>
-            </w:r>
-          </w:p>
-          <w:p>
-            <w:pPr>
-              <w:pStyle w:val="Text"/>
-              <w:spacing w:line="240" w:lineRule="auto"/>
-              <w:rPr>
-                <w:sz w:val="16"/>
-                <w:szCs w:val="10"/>
-              </w:rPr>
-            </w:pPr>
-            <w:r>
-              <w:rPr>
-                <w:sz w:val="16"/>
-                <w:szCs w:val="10"/>
-              </w:rPr>
-              <w:t xml:space="preserve">    &lt;/div&gt;</w:t>
-            </w:r>
-          </w:p>
-          <w:p>
-            <w:pPr>
-              <w:pStyle w:val="Text"/>
-              <w:spacing w:line="240" w:lineRule="auto"/>
-              <w:rPr>
-                <w:sz w:val="16"/>
-                <w:szCs w:val="10"/>
-              </w:rPr>
-            </w:pPr>
-            <w:r>
-              <w:rPr>
-                <w:sz w:val="16"/>
-                <w:szCs w:val="10"/>
-              </w:rPr>
-              <w:t>}</w:t>
-            </w:r>
+                <w:rFonts w:cs="Arial"/>
+              </w:rPr>
+            </w:pPr>
           </w:p>
         </w:tc>
       </w:tr>
       <w:tr>
-        <w:tc>
-          <w:tcPr>
-            <w:tcW w:w="3539" w:type="dxa"/>
-          </w:tcPr>
-          <w:p>
-            <w:pPr>
-              <w:pStyle w:val="Text"/>
-            </w:pPr>
-            <w:r>
-              <w:lastRenderedPageBreak/>
+        <w:trPr>
+          <w:trHeight w:val="1978"/>
+        </w:trPr>
+        <w:tc>
+          <w:tcPr>
+            <w:tcW w:w="2963" w:type="dxa"/>
+          </w:tcPr>
+          <w:p>
+            <w:pPr>
+              <w:pStyle w:val="Text"/>
+            </w:pPr>
+            <w:r>
               <w:t xml:space="preserve">Access denied when I log in as a farmer and access the farmer </w:t>
             </w:r>
             <w:proofErr w:type="spellStart"/>
@@ -2801,7 +2908,7 @@
         </w:tc>
         <w:tc>
           <w:tcPr>
-            <w:tcW w:w="3741" w:type="dxa"/>
+            <w:tcW w:w="3132" w:type="dxa"/>
           </w:tcPr>
           <w:p>
             <w:pPr>
@@ -2814,7 +2921,7 @@
         </w:tc>
         <w:tc>
           <w:tcPr>
-            <w:tcW w:w="3640" w:type="dxa"/>
+            <w:tcW w:w="3047" w:type="dxa"/>
           </w:tcPr>
           <w:p>
             <w:pPr>
@@ -2857,7 +2964,7 @@
         </w:tc>
         <w:tc>
           <w:tcPr>
-            <w:tcW w:w="3640" w:type="dxa"/>
+            <w:tcW w:w="3048" w:type="dxa"/>
           </w:tcPr>
           <w:p>
             <w:pPr>
@@ -2874,26 +2981,43 @@
             <w:r>
               <w:t>Roles = "Farmer")]</w:t>
             </w:r>
+          </w:p>
+        </w:tc>
+        <w:tc>
+          <w:tcPr>
+            <w:tcW w:w="3048" w:type="dxa"/>
+          </w:tcPr>
+          <w:p>
+            <w:pPr>
+              <w:pStyle w:val="Text"/>
+              <w:rPr>
+                <w:rFonts w:cs="Arial"/>
+              </w:rPr>
+            </w:pPr>
           </w:p>
         </w:tc>
       </w:tr>
       <w:tr>
-        <w:tc>
-          <w:tcPr>
-            <w:tcW w:w="3539" w:type="dxa"/>
-          </w:tcPr>
-          <w:p>
-            <w:pPr>
-              <w:pStyle w:val="Text"/>
-            </w:pPr>
-            <w:r>
+        <w:trPr>
+          <w:trHeight w:val="6608"/>
+        </w:trPr>
+        <w:tc>
+          <w:tcPr>
+            <w:tcW w:w="2963" w:type="dxa"/>
+          </w:tcPr>
+          <w:p>
+            <w:pPr>
+              <w:pStyle w:val="Text"/>
+            </w:pPr>
+            <w:r>
+              <w:lastRenderedPageBreak/>
               <w:t>Farmer couldn’t see any orders that have been placed</w:t>
             </w:r>
           </w:p>
         </w:tc>
         <w:tc>
           <w:tcPr>
-            <w:tcW w:w="3741" w:type="dxa"/>
+            <w:tcW w:w="3132" w:type="dxa"/>
           </w:tcPr>
           <w:p>
             <w:pPr>
@@ -2902,10 +3026,12 @@
             <w:r>
               <w:t xml:space="preserve">Farmers </w:t>
             </w:r>
+            <w:proofErr w:type="spellStart"/>
             <w:proofErr w:type="gramStart"/>
             <w:r>
               <w:t>cant</w:t>
             </w:r>
+            <w:proofErr w:type="spellEnd"/>
             <w:proofErr w:type="gramEnd"/>
             <w:r>
               <w:t xml:space="preserve"> see any of the orders that have been placed when going to the orders index</w:t>
@@ -2914,7 +3040,7 @@
         </w:tc>
         <w:tc>
           <w:tcPr>
-            <w:tcW w:w="3640" w:type="dxa"/>
+            <w:tcW w:w="3047" w:type="dxa"/>
           </w:tcPr>
           <w:p>
             <w:pPr>
@@ -2957,7 +3083,7 @@
         </w:tc>
         <w:tc>
           <w:tcPr>
-            <w:tcW w:w="3640" w:type="dxa"/>
+            <w:tcW w:w="3048" w:type="dxa"/>
           </w:tcPr>
           <w:p>
             <w:pPr>
@@ -3554,85 +3680,252 @@
               </w:rPr>
               <w:t>}</w:t>
             </w:r>
+          </w:p>
+        </w:tc>
+        <w:tc>
+          <w:tcPr>
+            <w:tcW w:w="3048" w:type="dxa"/>
+          </w:tcPr>
+          <w:p>
+            <w:pPr>
+              <w:pStyle w:val="Text"/>
+              <w:spacing w:line="240" w:lineRule="auto"/>
+              <w:rPr>
+                <w:rFonts w:cs="Arial"/>
+              </w:rPr>
+            </w:pPr>
           </w:p>
         </w:tc>
       </w:tr>
       <w:tr>
-        <w:tc>
-          <w:tcPr>
-            <w:tcW w:w="3539" w:type="dxa"/>
-          </w:tcPr>
-          <w:p>
-            <w:pPr>
-              <w:pStyle w:val="Text"/>
-            </w:pPr>
-          </w:p>
-        </w:tc>
-        <w:tc>
-          <w:tcPr>
-            <w:tcW w:w="3741" w:type="dxa"/>
-          </w:tcPr>
-          <w:p>
-            <w:pPr>
-              <w:pStyle w:val="Text"/>
-            </w:pPr>
-          </w:p>
-        </w:tc>
-        <w:tc>
-          <w:tcPr>
-            <w:tcW w:w="3640" w:type="dxa"/>
-          </w:tcPr>
-          <w:p>
-            <w:pPr>
-              <w:pStyle w:val="Text"/>
-            </w:pPr>
-          </w:p>
-        </w:tc>
-        <w:tc>
-          <w:tcPr>
-            <w:tcW w:w="3640" w:type="dxa"/>
-          </w:tcPr>
-          <w:p>
-            <w:pPr>
-              <w:pStyle w:val="Text"/>
+        <w:trPr>
+          <w:trHeight w:val="2577"/>
+        </w:trPr>
+        <w:tc>
+          <w:tcPr>
+            <w:tcW w:w="2963" w:type="dxa"/>
+          </w:tcPr>
+          <w:p>
+            <w:pPr>
+              <w:pStyle w:val="Text"/>
+            </w:pPr>
+            <w:r>
+              <w:lastRenderedPageBreak/>
+              <w:t xml:space="preserve">When trying to put the discount amount in the order </w:t>
+            </w:r>
+            <w:proofErr w:type="gramStart"/>
+            <w:r>
+              <w:t>details</w:t>
+            </w:r>
+            <w:proofErr w:type="gramEnd"/>
+            <w:r>
+              <w:t xml:space="preserve"> view, it wouldn’t simplify to 2 decimals and would show the whole thing</w:t>
+            </w:r>
+          </w:p>
+        </w:tc>
+        <w:tc>
+          <w:tcPr>
+            <w:tcW w:w="3132" w:type="dxa"/>
+          </w:tcPr>
+          <w:p>
+            <w:pPr>
+              <w:pStyle w:val="Text"/>
+            </w:pPr>
+            <w:r>
+              <w:t>“It should be -£0.02”</w:t>
+            </w:r>
+          </w:p>
+          <w:p>
+            <w:pPr>
+              <w:pStyle w:val="Text"/>
+            </w:pPr>
+          </w:p>
+          <w:p>
+            <w:pPr>
+              <w:pStyle w:val="Text"/>
+            </w:pPr>
+          </w:p>
+          <w:p>
+            <w:pPr>
+              <w:pStyle w:val="Text"/>
+            </w:pPr>
+          </w:p>
+          <w:p>
+            <w:pPr>
+              <w:pStyle w:val="Text"/>
+            </w:pPr>
+          </w:p>
+          <w:p>
+            <w:pPr>
+              <w:pStyle w:val="Text"/>
+            </w:pPr>
+            <w:r>
+              <w:drawing>
+                <wp:inline distT="0" distB="0" distL="0" distR="0" wp14:anchorId="5CC5A85C" wp14:editId="25D8B168">
+                  <wp:extent cx="2238375" cy="1272540"/>
+                  <wp:effectExtent l="0" t="0" r="9525" b="3810"/>
+                  <wp:docPr id="2" name="Picture 2"/>
+                  <wp:cNvGraphicFramePr>
+                    <a:graphicFrameLocks xmlns:a="http://schemas.openxmlformats.org/drawingml/2006/main" noChangeAspect="1"/>
+                  </wp:cNvGraphicFramePr>
+                  <a:graphic xmlns:a="http://schemas.openxmlformats.org/drawingml/2006/main">
+                    <a:graphicData uri="http://schemas.openxmlformats.org/drawingml/2006/picture">
+                      <pic:pic xmlns:pic="http://schemas.openxmlformats.org/drawingml/2006/picture">
+                        <pic:nvPicPr>
+                          <pic:cNvPr id="1" name=""/>
+                          <pic:cNvPicPr/>
+                        </pic:nvPicPr>
+                        <pic:blipFill>
+                          <a:blip r:embed="rId13"/>
+                          <a:stretch>
+                            <a:fillRect/>
+                          </a:stretch>
+                        </pic:blipFill>
+                        <pic:spPr>
+                          <a:xfrm>
+                            <a:off x="0" y="0"/>
+                            <a:ext cx="2238375" cy="1272540"/>
+                          </a:xfrm>
+                          <a:prstGeom prst="rect">
+                            <a:avLst/>
+                          </a:prstGeom>
+                        </pic:spPr>
+                      </pic:pic>
+                    </a:graphicData>
+                  </a:graphic>
+                </wp:inline>
+              </w:drawing>
+            </w:r>
+          </w:p>
+        </w:tc>
+        <w:tc>
+          <w:tcPr>
+            <w:tcW w:w="3047" w:type="dxa"/>
+          </w:tcPr>
+          <w:p>
+            <w:pPr>
+              <w:pStyle w:val="Text"/>
+            </w:pPr>
+            <w:r>
+              <w:t xml:space="preserve">The issue was </w:t>
+            </w:r>
+            <w:proofErr w:type="gramStart"/>
+            <w:r>
+              <w:t xml:space="preserve">the </w:t>
+            </w:r>
+            <w:r>
+              <w:rPr>
+                <w:rStyle w:val="HTMLCode"/>
+                <w:rFonts w:eastAsiaTheme="majorEastAsia"/>
+              </w:rPr>
+              <w:t>.</w:t>
+            </w:r>
+            <w:proofErr w:type="spellStart"/>
+            <w:r>
+              <w:rPr>
+                <w:rStyle w:val="HTMLCode"/>
+                <w:rFonts w:eastAsiaTheme="majorEastAsia"/>
+              </w:rPr>
+              <w:t>ToString</w:t>
+            </w:r>
+            <w:proofErr w:type="spellEnd"/>
+            <w:proofErr w:type="gramEnd"/>
+            <w:r>
+              <w:rPr>
+                <w:rStyle w:val="HTMLCode"/>
+                <w:rFonts w:eastAsiaTheme="majorEastAsia"/>
+              </w:rPr>
+              <w:t>("0.00")</w:t>
+            </w:r>
+            <w:r>
+              <w:t xml:space="preserve"> was being treated as plain text rather than called as a method. The extra brackets around the cast fix that.</w:t>
+            </w:r>
+          </w:p>
+        </w:tc>
+        <w:tc>
+          <w:tcPr>
+            <w:tcW w:w="3048" w:type="dxa"/>
+          </w:tcPr>
+          <w:p>
+            <w:pPr>
+              <w:pStyle w:val="Text"/>
+            </w:pPr>
+            <w:r>
+              <w:t>&lt;span style="</w:t>
+            </w:r>
+            <w:proofErr w:type="spellStart"/>
+            <w:proofErr w:type="gramStart"/>
+            <w:r>
+              <w:t>color:green</w:t>
+            </w:r>
+            <w:proofErr w:type="spellEnd"/>
+            <w:proofErr w:type="gramEnd"/>
+            <w:r>
+              <w:t>;"&gt;(Loyalty Discount @ViewBag.Tier: -£@(((decimal)ViewBag.DiscountAmount).ToString("0.00")))&lt;/span&gt;</w:t>
+            </w:r>
+          </w:p>
+        </w:tc>
+        <w:tc>
+          <w:tcPr>
+            <w:tcW w:w="3048" w:type="dxa"/>
+          </w:tcPr>
+          <w:p>
+            <w:pPr>
+              <w:pStyle w:val="Text"/>
+              <w:rPr>
+                <w:rFonts w:cs="Arial"/>
+              </w:rPr>
             </w:pPr>
           </w:p>
         </w:tc>
       </w:tr>
       <w:tr>
-        <w:tc>
-          <w:tcPr>
-            <w:tcW w:w="3539" w:type="dxa"/>
-          </w:tcPr>
-          <w:p>
-            <w:pPr>
-              <w:pStyle w:val="Text"/>
-            </w:pPr>
-          </w:p>
-        </w:tc>
-        <w:tc>
-          <w:tcPr>
-            <w:tcW w:w="3741" w:type="dxa"/>
-          </w:tcPr>
-          <w:p>
-            <w:pPr>
-              <w:pStyle w:val="Text"/>
-            </w:pPr>
-          </w:p>
-        </w:tc>
-        <w:tc>
-          <w:tcPr>
-            <w:tcW w:w="3640" w:type="dxa"/>
-          </w:tcPr>
-          <w:p>
-            <w:pPr>
-              <w:pStyle w:val="Text"/>
-            </w:pPr>
-          </w:p>
-        </w:tc>
-        <w:tc>
-          <w:tcPr>
-            <w:tcW w:w="3640" w:type="dxa"/>
+        <w:trPr>
+          <w:trHeight w:val="524"/>
+        </w:trPr>
+        <w:tc>
+          <w:tcPr>
+            <w:tcW w:w="2963" w:type="dxa"/>
+          </w:tcPr>
+          <w:p>
+            <w:pPr>
+              <w:pStyle w:val="Text"/>
+            </w:pPr>
+          </w:p>
+        </w:tc>
+        <w:tc>
+          <w:tcPr>
+            <w:tcW w:w="3132" w:type="dxa"/>
+          </w:tcPr>
+          <w:p>
+            <w:pPr>
+              <w:pStyle w:val="Text"/>
+            </w:pPr>
+          </w:p>
+        </w:tc>
+        <w:tc>
+          <w:tcPr>
+            <w:tcW w:w="3047" w:type="dxa"/>
+          </w:tcPr>
+          <w:p>
+            <w:pPr>
+              <w:pStyle w:val="Text"/>
+            </w:pPr>
+          </w:p>
+        </w:tc>
+        <w:tc>
+          <w:tcPr>
+            <w:tcW w:w="3048" w:type="dxa"/>
+          </w:tcPr>
+          <w:p>
+            <w:pPr>
+              <w:pStyle w:val="Text"/>
+            </w:pPr>
+          </w:p>
+        </w:tc>
+        <w:tc>
+          <w:tcPr>
+            <w:tcW w:w="3048" w:type="dxa"/>
           </w:tcPr>
           <w:p>
             <w:pPr>
@@ -3642,39 +3935,52 @@
         </w:tc>
       </w:tr>
       <w:tr>
-        <w:tc>
-          <w:tcPr>
-            <w:tcW w:w="3539" w:type="dxa"/>
-          </w:tcPr>
-          <w:p>
-            <w:pPr>
-              <w:pStyle w:val="Text"/>
-            </w:pPr>
-          </w:p>
-        </w:tc>
-        <w:tc>
-          <w:tcPr>
-            <w:tcW w:w="3741" w:type="dxa"/>
-          </w:tcPr>
-          <w:p>
-            <w:pPr>
-              <w:pStyle w:val="Text"/>
-            </w:pPr>
-          </w:p>
-        </w:tc>
-        <w:tc>
-          <w:tcPr>
-            <w:tcW w:w="3640" w:type="dxa"/>
-          </w:tcPr>
-          <w:p>
-            <w:pPr>
-              <w:pStyle w:val="Text"/>
-            </w:pPr>
-          </w:p>
-        </w:tc>
-        <w:tc>
-          <w:tcPr>
-            <w:tcW w:w="3640" w:type="dxa"/>
+        <w:trPr>
+          <w:trHeight w:val="524"/>
+        </w:trPr>
+        <w:tc>
+          <w:tcPr>
+            <w:tcW w:w="2963" w:type="dxa"/>
+          </w:tcPr>
+          <w:p>
+            <w:pPr>
+              <w:pStyle w:val="Text"/>
+            </w:pPr>
+          </w:p>
+        </w:tc>
+        <w:tc>
+          <w:tcPr>
+            <w:tcW w:w="3132" w:type="dxa"/>
+          </w:tcPr>
+          <w:p>
+            <w:pPr>
+              <w:pStyle w:val="Text"/>
+            </w:pPr>
+          </w:p>
+        </w:tc>
+        <w:tc>
+          <w:tcPr>
+            <w:tcW w:w="3047" w:type="dxa"/>
+          </w:tcPr>
+          <w:p>
+            <w:pPr>
+              <w:pStyle w:val="Text"/>
+            </w:pPr>
+          </w:p>
+        </w:tc>
+        <w:tc>
+          <w:tcPr>
+            <w:tcW w:w="3048" w:type="dxa"/>
+          </w:tcPr>
+          <w:p>
+            <w:pPr>
+              <w:pStyle w:val="Text"/>
+            </w:pPr>
+          </w:p>
+        </w:tc>
+        <w:tc>
+          <w:tcPr>
+            <w:tcW w:w="3048" w:type="dxa"/>
           </w:tcPr>
           <w:p>
             <w:pPr>
@@ -3684,39 +3990,52 @@
         </w:tc>
       </w:tr>
       <w:tr>
-        <w:tc>
-          <w:tcPr>
-            <w:tcW w:w="3539" w:type="dxa"/>
-          </w:tcPr>
-          <w:p>
-            <w:pPr>
-              <w:pStyle w:val="Text"/>
-            </w:pPr>
-          </w:p>
-        </w:tc>
-        <w:tc>
-          <w:tcPr>
-            <w:tcW w:w="3741" w:type="dxa"/>
-          </w:tcPr>
-          <w:p>
-            <w:pPr>
-              <w:pStyle w:val="Text"/>
-            </w:pPr>
-          </w:p>
-        </w:tc>
-        <w:tc>
-          <w:tcPr>
-            <w:tcW w:w="3640" w:type="dxa"/>
-          </w:tcPr>
-          <w:p>
-            <w:pPr>
-              <w:pStyle w:val="Text"/>
-            </w:pPr>
-          </w:p>
-        </w:tc>
-        <w:tc>
-          <w:tcPr>
-            <w:tcW w:w="3640" w:type="dxa"/>
+        <w:trPr>
+          <w:trHeight w:val="524"/>
+        </w:trPr>
+        <w:tc>
+          <w:tcPr>
+            <w:tcW w:w="2963" w:type="dxa"/>
+          </w:tcPr>
+          <w:p>
+            <w:pPr>
+              <w:pStyle w:val="Text"/>
+            </w:pPr>
+          </w:p>
+        </w:tc>
+        <w:tc>
+          <w:tcPr>
+            <w:tcW w:w="3132" w:type="dxa"/>
+          </w:tcPr>
+          <w:p>
+            <w:pPr>
+              <w:pStyle w:val="Text"/>
+            </w:pPr>
+          </w:p>
+        </w:tc>
+        <w:tc>
+          <w:tcPr>
+            <w:tcW w:w="3047" w:type="dxa"/>
+          </w:tcPr>
+          <w:p>
+            <w:pPr>
+              <w:pStyle w:val="Text"/>
+            </w:pPr>
+          </w:p>
+        </w:tc>
+        <w:tc>
+          <w:tcPr>
+            <w:tcW w:w="3048" w:type="dxa"/>
+          </w:tcPr>
+          <w:p>
+            <w:pPr>
+              <w:pStyle w:val="Text"/>
+            </w:pPr>
+          </w:p>
+        </w:tc>
+        <w:tc>
+          <w:tcPr>
+            <w:tcW w:w="3048" w:type="dxa"/>
           </w:tcPr>
           <w:p>
             <w:pPr>
@@ -3726,39 +4045,52 @@
         </w:tc>
       </w:tr>
       <w:tr>
-        <w:tc>
-          <w:tcPr>
-            <w:tcW w:w="3539" w:type="dxa"/>
-          </w:tcPr>
-          <w:p>
-            <w:pPr>
-              <w:pStyle w:val="Text"/>
-            </w:pPr>
-          </w:p>
-        </w:tc>
-        <w:tc>
-          <w:tcPr>
-            <w:tcW w:w="3741" w:type="dxa"/>
-          </w:tcPr>
-          <w:p>
-            <w:pPr>
-              <w:pStyle w:val="Text"/>
-            </w:pPr>
-          </w:p>
-        </w:tc>
-        <w:tc>
-          <w:tcPr>
-            <w:tcW w:w="3640" w:type="dxa"/>
-          </w:tcPr>
-          <w:p>
-            <w:pPr>
-              <w:pStyle w:val="Text"/>
-            </w:pPr>
-          </w:p>
-        </w:tc>
-        <w:tc>
-          <w:tcPr>
-            <w:tcW w:w="3640" w:type="dxa"/>
+        <w:trPr>
+          <w:trHeight w:val="509"/>
+        </w:trPr>
+        <w:tc>
+          <w:tcPr>
+            <w:tcW w:w="2963" w:type="dxa"/>
+          </w:tcPr>
+          <w:p>
+            <w:pPr>
+              <w:pStyle w:val="Text"/>
+            </w:pPr>
+          </w:p>
+        </w:tc>
+        <w:tc>
+          <w:tcPr>
+            <w:tcW w:w="3132" w:type="dxa"/>
+          </w:tcPr>
+          <w:p>
+            <w:pPr>
+              <w:pStyle w:val="Text"/>
+            </w:pPr>
+          </w:p>
+        </w:tc>
+        <w:tc>
+          <w:tcPr>
+            <w:tcW w:w="3047" w:type="dxa"/>
+          </w:tcPr>
+          <w:p>
+            <w:pPr>
+              <w:pStyle w:val="Text"/>
+            </w:pPr>
+          </w:p>
+        </w:tc>
+        <w:tc>
+          <w:tcPr>
+            <w:tcW w:w="3048" w:type="dxa"/>
+          </w:tcPr>
+          <w:p>
+            <w:pPr>
+              <w:pStyle w:val="Text"/>
+            </w:pPr>
+          </w:p>
+        </w:tc>
+        <w:tc>
+          <w:tcPr>
+            <w:tcW w:w="3048" w:type="dxa"/>
           </w:tcPr>
           <w:p>
             <w:pPr>
@@ -3795,12 +4127,12 @@
           <w:color w:val="FF0000"/>
         </w:rPr>
         <w:sectPr>
-          <w:headerReference w:type="even" r:id="rId13"/>
-          <w:headerReference w:type="default" r:id="rId14"/>
-          <w:footerReference w:type="even" r:id="rId15"/>
-          <w:footerReference w:type="default" r:id="rId16"/>
-          <w:headerReference w:type="first" r:id="rId17"/>
-          <w:footerReference w:type="first" r:id="rId18"/>
+          <w:headerReference w:type="even" r:id="rId14"/>
+          <w:headerReference w:type="default" r:id="rId15"/>
+          <w:footerReference w:type="even" r:id="rId16"/>
+          <w:footerReference w:type="default" r:id="rId17"/>
+          <w:headerReference w:type="first" r:id="rId18"/>
+          <w:footerReference w:type="first" r:id="rId19"/>
           <w:pgSz w:w="16838" w:h="11906" w:orient="landscape" w:code="9"/>
           <w:pgMar w:top="1985" w:right="1134" w:bottom="1134" w:left="1134" w:header="0" w:footer="0" w:gutter="0"/>
           <w:cols w:space="720"/>
@@ -3923,7 +4255,7 @@
       </w:r>
     </w:p>
     <w:sectPr>
-      <w:headerReference w:type="default" r:id="rId19"/>
+      <w:headerReference w:type="default" r:id="rId20"/>
       <w:pgSz w:w="16838" w:h="11906" w:orient="landscape" w:code="9"/>
       <w:pgMar w:top="1985" w:right="1134" w:bottom="1134" w:left="1134" w:header="0" w:footer="0" w:gutter="0"/>
       <w:cols w:space="720"/>
@@ -5768,15 +6100,6 @@
 </file>
 
 <file path=customXml/item1.xml><?xml version="1.0" encoding="utf-8"?>
-<?mso-contentType ?>
-<FormTemplates xmlns="http://schemas.microsoft.com/sharepoint/v3/contenttype/forms">
-  <Display>DocumentLibraryForm</Display>
-  <Edit>DocumentLibraryForm</Edit>
-  <New>DocumentLibraryForm</New>
-</FormTemplates>
-</file>
-
-<file path=customXml/item2.xml><?xml version="1.0" encoding="utf-8"?>
 <p:properties xmlns:p="http://schemas.microsoft.com/office/2006/metadata/properties" xmlns:xsi="http://www.w3.org/2001/XMLSchema-instance" xmlns:pc="http://schemas.microsoft.com/office/infopath/2007/PartnerControls">
   <documentManagement>
     <lcf76f155ced4ddcb4097134ff3c332f xmlns="03002ca9-34ad-434c-ac87-26756c0cdd06">
@@ -5787,6 +6110,15 @@
     <_ip_UnifiedCompliancePolicyProperties xmlns="http://schemas.microsoft.com/sharepoint/v3" xsi:nil="true"/>
   </documentManagement>
 </p:properties>
+</file>
+
+<file path=customXml/item2.xml><?xml version="1.0" encoding="utf-8"?>
+<?mso-contentType ?>
+<FormTemplates xmlns="http://schemas.microsoft.com/sharepoint/v3/contenttype/forms">
+  <Display>DocumentLibraryForm</Display>
+  <Edit>DocumentLibraryForm</Edit>
+  <New>DocumentLibraryForm</New>
+</FormTemplates>
 </file>
 
 <file path=customXml/item3.xml><?xml version="1.0" encoding="utf-8"?>
@@ -6068,14 +6400,6 @@
 </file>
 
 <file path=customXml/itemProps1.xml><?xml version="1.0" encoding="utf-8"?>
-<ds:datastoreItem xmlns:ds="http://schemas.openxmlformats.org/officeDocument/2006/customXml" ds:itemID="{3090D552-63EF-48E3-A3C5-B15849294E8A}">
-  <ds:schemaRefs>
-    <ds:schemaRef ds:uri="http://schemas.microsoft.com/sharepoint/v3/contenttype/forms"/>
-  </ds:schemaRefs>
-</ds:datastoreItem>
-</file>
-
-<file path=customXml/itemProps2.xml><?xml version="1.0" encoding="utf-8"?>
 <ds:datastoreItem xmlns:ds="http://schemas.openxmlformats.org/officeDocument/2006/customXml" ds:itemID="{8FA2BB78-7E7F-47E4-98EE-7B83F5E70C59}">
   <ds:schemaRefs>
     <ds:schemaRef ds:uri="http://schemas.microsoft.com/office/2006/metadata/properties"/>
@@ -6083,6 +6407,14 @@
     <ds:schemaRef ds:uri="03002ca9-34ad-434c-ac87-26756c0cdd06"/>
     <ds:schemaRef ds:uri="477676f7-3aaa-488c-8018-0d93153801a5"/>
     <ds:schemaRef ds:uri="http://schemas.microsoft.com/sharepoint/v3"/>
+  </ds:schemaRefs>
+</ds:datastoreItem>
+</file>
+
+<file path=customXml/itemProps2.xml><?xml version="1.0" encoding="utf-8"?>
+<ds:datastoreItem xmlns:ds="http://schemas.openxmlformats.org/officeDocument/2006/customXml" ds:itemID="{3090D552-63EF-48E3-A3C5-B15849294E8A}">
+  <ds:schemaRefs>
+    <ds:schemaRef ds:uri="http://schemas.microsoft.com/sharepoint/v3/contenttype/forms"/>
   </ds:schemaRefs>
 </ds:datastoreItem>
 </file>
